--- a/Dokumentacja/DOKUMENTACJA MECHANIK.docx
+++ b/Dokumentacja/DOKUMENTACJA MECHANIK.docx
@@ -59,13 +59,8 @@
         <w:t>1.</w:t>
       </w:r>
       <w:r>
-        <w:t xml:space="preserve"> </w:t>
-      </w:r>
-      <w:proofErr w:type="spellStart"/>
-      <w:r>
-        <w:t>Clicker</w:t>
-      </w:r>
-      <w:proofErr w:type="spellEnd"/>
+        <w:t xml:space="preserve"> Clicker</w:t>
+      </w:r>
     </w:p>
     <w:p>
       <w:pPr>
@@ -81,23 +76,7 @@
           <w:szCs w:val="28"/>
         </w:rPr>
         <w:tab/>
-        <w:t xml:space="preserve">Cały projekt opiera się na koncepcji </w:t>
-      </w:r>
-      <w:proofErr w:type="spellStart"/>
-      <w:r>
-        <w:rPr>
-          <w:sz w:val="28"/>
-          <w:szCs w:val="28"/>
-        </w:rPr>
-        <w:t>clickera</w:t>
-      </w:r>
-      <w:proofErr w:type="spellEnd"/>
-      <w:r>
-        <w:rPr>
-          <w:sz w:val="28"/>
-          <w:szCs w:val="28"/>
-        </w:rPr>
-        <w:t xml:space="preserve">. Cały rdzeń rozgrywki będzie się opierał na zdobywaniu „punktów”. Będzie to możliwe poprzez klikanie w obiekt na ekranie. Ważnym elementem gry jest automatyzacja oraz </w:t>
+        <w:t xml:space="preserve">Cały projekt opiera się na koncepcji clickera. Cały rdzeń rozgrywki będzie się opierał na zdobywaniu „punktów”. Będzie to możliwe poprzez klikanie w obiekt na ekranie. Ważnym elementem gry jest automatyzacja oraz </w:t>
       </w:r>
       <w:r>
         <w:rPr>
@@ -226,23 +205,7 @@
           <w:sz w:val="28"/>
           <w:szCs w:val="28"/>
         </w:rPr>
-        <w:t xml:space="preserve"> w grze będzie czymś co urozmaica rozgrywkę dając jednocześnie graczowi pewną wolność w stylu gry.  Oczywiście jest to bardzo uproszczona wersja </w:t>
-      </w:r>
-      <w:proofErr w:type="spellStart"/>
-      <w:r>
-        <w:rPr>
-          <w:sz w:val="28"/>
-          <w:szCs w:val="28"/>
-        </w:rPr>
-        <w:t>rpg</w:t>
-      </w:r>
-      <w:proofErr w:type="spellEnd"/>
-      <w:r>
-        <w:rPr>
-          <w:sz w:val="28"/>
-          <w:szCs w:val="28"/>
-        </w:rPr>
-        <w:t xml:space="preserve"> zawierająca te najbardziej kluczowe mechaniki. Nie zmienia to faktu, że dużo elementów rozbudowuje już podstawową funkcjonalność.</w:t>
+        <w:t xml:space="preserve"> w grze będzie czymś co urozmaica rozgrywkę dając jednocześnie graczowi pewną wolność w stylu gry.  Oczywiście jest to bardzo uproszczona wersja rpg zawierająca te najbardziej kluczowe mechaniki. Nie zmienia to faktu, że dużo elementów rozbudowuje już podstawową funkcjonalność.</w:t>
       </w:r>
     </w:p>
     <w:p>
@@ -294,38 +257,7 @@
         </w:rPr>
         <w:lastRenderedPageBreak/>
         <w:tab/>
-      </w:r>
-      <w:proofErr w:type="spellStart"/>
-      <w:r>
-        <w:rPr>
-          <w:sz w:val="28"/>
-          <w:szCs w:val="28"/>
-        </w:rPr>
-        <w:t>Skill</w:t>
-      </w:r>
-      <w:proofErr w:type="spellEnd"/>
-      <w:r>
-        <w:rPr>
-          <w:sz w:val="28"/>
-          <w:szCs w:val="28"/>
-        </w:rPr>
-        <w:t xml:space="preserve"> </w:t>
-      </w:r>
-      <w:proofErr w:type="spellStart"/>
-      <w:r>
-        <w:rPr>
-          <w:sz w:val="28"/>
-          <w:szCs w:val="28"/>
-        </w:rPr>
-        <w:t>Check</w:t>
-      </w:r>
-      <w:proofErr w:type="spellEnd"/>
-      <w:r>
-        <w:rPr>
-          <w:sz w:val="28"/>
-          <w:szCs w:val="28"/>
-        </w:rPr>
-        <w:t xml:space="preserve"> – Mechanika ściśle związana z klikaniem w obiekt. W losowym momencie</w:t>
+        <w:t>Skill Check – Mechanika ściśle związana z klikaniem w obiekt. W losowym momencie</w:t>
       </w:r>
       <w:r>
         <w:rPr>
@@ -339,55 +271,14 @@
           <w:sz w:val="28"/>
           <w:szCs w:val="28"/>
         </w:rPr>
-        <w:t xml:space="preserve"> odpali się </w:t>
-      </w:r>
-      <w:proofErr w:type="spellStart"/>
-      <w:r>
-        <w:rPr>
-          <w:sz w:val="28"/>
-          <w:szCs w:val="28"/>
-        </w:rPr>
-        <w:t>minigra</w:t>
-      </w:r>
-      <w:proofErr w:type="spellEnd"/>
-      <w:r>
-        <w:rPr>
-          <w:sz w:val="28"/>
-          <w:szCs w:val="28"/>
-        </w:rPr>
-        <w:t xml:space="preserve">. Polega ona klikaniu w rytm określanym przez wyskakujące okienko. W nim bloczki od środka idą w lewą lub prawą stronę. Celem jest kliknąć odpowiadający przycisk myszy, gdy bloczek będzie przy brzegu okna. Pomyślne wykonanie </w:t>
-      </w:r>
-      <w:proofErr w:type="spellStart"/>
-      <w:r>
-        <w:rPr>
-          <w:sz w:val="28"/>
-          <w:szCs w:val="28"/>
-        </w:rPr>
-        <w:t>skill</w:t>
-      </w:r>
-      <w:proofErr w:type="spellEnd"/>
-      <w:r>
-        <w:rPr>
-          <w:sz w:val="28"/>
-          <w:szCs w:val="28"/>
-        </w:rPr>
-        <w:t xml:space="preserve"> </w:t>
-      </w:r>
-      <w:proofErr w:type="spellStart"/>
-      <w:r>
-        <w:rPr>
-          <w:sz w:val="28"/>
-          <w:szCs w:val="28"/>
-        </w:rPr>
-        <w:t>checka</w:t>
-      </w:r>
-      <w:proofErr w:type="spellEnd"/>
-      <w:r>
-        <w:rPr>
-          <w:sz w:val="28"/>
-          <w:szCs w:val="28"/>
-        </w:rPr>
-        <w:t xml:space="preserve"> nagradza gracza. To w jaki sposób oraz kara za nieudaną próbę zależy od drzewka umiejętności.</w:t>
+        <w:t xml:space="preserve"> odpali się minigra</w:t>
+      </w:r>
+      <w:r>
+        <w:rPr>
+          <w:sz w:val="28"/>
+          <w:szCs w:val="28"/>
+        </w:rPr>
+        <w:t>. Polega ona klikaniu w rytm określanym przez wyskakujące okienko. W nim bloczki od środka idą w lewą lub prawą stronę. Celem jest kliknąć odpowiadający przycisk myszy, gdy bloczek będzie przy brzegu okna. Pomyślne wykonanie skill checka nagradza gracza. To w jaki sposób oraz kara za nieudaną próbę zależy od drzewka umiejętności.</w:t>
       </w:r>
     </w:p>
     <w:p>
@@ -628,904 +519,285 @@
           <w:sz w:val="28"/>
           <w:szCs w:val="28"/>
         </w:rPr>
+        <w:t xml:space="preserve">„Skill Based Clicking” </w:t>
+      </w:r>
+      <w:r>
+        <w:rPr>
+          <w:sz w:val="28"/>
+          <w:szCs w:val="28"/>
+        </w:rPr>
+        <w:t>Umożliwia pojawienie się skill checków(nie udany kosztuje gracza zwolnieniem idle produkcji)</w:t>
+      </w:r>
+    </w:p>
+    <w:p>
+      <w:pPr>
+        <w:jc w:val="both"/>
+        <w:rPr>
+          <w:sz w:val="28"/>
+          <w:szCs w:val="28"/>
+        </w:rPr>
+      </w:pPr>
+      <w:r>
+        <w:rPr>
+          <w:sz w:val="28"/>
+          <w:szCs w:val="28"/>
+        </w:rPr>
+        <w:t xml:space="preserve">2. </w:t>
+      </w:r>
+      <w:r>
+        <w:rPr>
+          <w:sz w:val="28"/>
+          <w:szCs w:val="28"/>
+        </w:rPr>
+        <w:t xml:space="preserve">„Critical Mass” </w:t>
+      </w:r>
+      <w:r>
+        <w:rPr>
+          <w:sz w:val="28"/>
+          <w:szCs w:val="28"/>
+        </w:rPr>
+        <w:t>Zwiększa szanse na kliki krytyczne</w:t>
+      </w:r>
+    </w:p>
+    <w:p>
+      <w:pPr>
+        <w:jc w:val="both"/>
+        <w:rPr>
+          <w:sz w:val="28"/>
+          <w:szCs w:val="28"/>
+        </w:rPr>
+      </w:pPr>
+      <w:r>
+        <w:rPr>
+          <w:sz w:val="28"/>
+          <w:szCs w:val="28"/>
+        </w:rPr>
+        <w:t>3.</w:t>
+      </w:r>
+      <w:r>
+        <w:rPr>
+          <w:sz w:val="28"/>
+          <w:szCs w:val="28"/>
+        </w:rPr>
+        <w:t xml:space="preserve"> „Active Idle”</w:t>
+      </w:r>
+      <w:r>
+        <w:rPr>
+          <w:sz w:val="28"/>
+          <w:szCs w:val="28"/>
+        </w:rPr>
+        <w:t xml:space="preserve"> Każdy klik krytyczny chwilowo zwiększa idle produkcje</w:t>
+      </w:r>
+    </w:p>
+    <w:p>
+      <w:pPr>
+        <w:jc w:val="both"/>
+        <w:rPr>
+          <w:sz w:val="28"/>
+          <w:szCs w:val="28"/>
+        </w:rPr>
+      </w:pPr>
+      <w:r>
+        <w:rPr>
+          <w:sz w:val="28"/>
+          <w:szCs w:val="28"/>
+        </w:rPr>
+        <w:t xml:space="preserve">4. </w:t>
+      </w:r>
+      <w:r>
+        <w:rPr>
+          <w:sz w:val="28"/>
+          <w:szCs w:val="28"/>
+        </w:rPr>
+        <w:t xml:space="preserve">„No Matter What” </w:t>
+      </w:r>
+      <w:r>
+        <w:rPr>
+          <w:sz w:val="28"/>
+          <w:szCs w:val="28"/>
+        </w:rPr>
+        <w:t>Stakuje szanse na klik krytyczny(każde kliknięcie niekrytyczne zwiększa szanse     na krytyczne)</w:t>
+      </w:r>
+    </w:p>
+    <w:p>
+      <w:pPr>
+        <w:jc w:val="both"/>
+        <w:rPr>
+          <w:sz w:val="28"/>
+          <w:szCs w:val="28"/>
+        </w:rPr>
+      </w:pPr>
+      <w:r>
+        <w:rPr>
+          <w:sz w:val="28"/>
+          <w:szCs w:val="28"/>
+        </w:rPr>
+        <w:t xml:space="preserve">5. </w:t>
+      </w:r>
+      <w:r>
+        <w:rPr>
+          <w:sz w:val="28"/>
+          <w:szCs w:val="28"/>
+        </w:rPr>
+        <w:t xml:space="preserve">„Chicken Dinner” </w:t>
+      </w:r>
+      <w:r>
+        <w:rPr>
+          <w:sz w:val="28"/>
+          <w:szCs w:val="28"/>
+        </w:rPr>
+        <w:t>Udany skill check zwiększa ilość zbieranych punktów na chwilę(nie udany zmniejsza)</w:t>
+      </w:r>
+    </w:p>
+    <w:p>
+      <w:pPr>
+        <w:jc w:val="both"/>
+        <w:rPr>
+          <w:sz w:val="28"/>
+          <w:szCs w:val="28"/>
+        </w:rPr>
+      </w:pPr>
+      <w:r>
+        <w:rPr>
+          <w:sz w:val="28"/>
+          <w:szCs w:val="28"/>
+        </w:rPr>
+        <w:t>6.</w:t>
+      </w:r>
+      <w:r>
+        <w:rPr>
+          <w:sz w:val="28"/>
+          <w:szCs w:val="28"/>
+        </w:rPr>
+        <w:t xml:space="preserve"> „Hungry For More”</w:t>
+      </w:r>
+      <w:r>
+        <w:rPr>
+          <w:sz w:val="28"/>
+          <w:szCs w:val="28"/>
+        </w:rPr>
+        <w:t xml:space="preserve"> Skill checki częściej się pojawiają</w:t>
+      </w:r>
+    </w:p>
+    <w:p>
+      <w:pPr>
+        <w:jc w:val="both"/>
+        <w:rPr>
+          <w:sz w:val="28"/>
+          <w:szCs w:val="28"/>
+        </w:rPr>
+      </w:pPr>
+      <w:r>
+        <w:rPr>
+          <w:sz w:val="28"/>
+          <w:szCs w:val="28"/>
+        </w:rPr>
+        <w:t xml:space="preserve">7. </w:t>
+      </w:r>
+      <w:r>
+        <w:rPr>
+          <w:sz w:val="28"/>
+          <w:szCs w:val="28"/>
+        </w:rPr>
+        <w:t xml:space="preserve">„Always Winner” </w:t>
+      </w:r>
+      <w:r>
+        <w:rPr>
+          <w:sz w:val="28"/>
+          <w:szCs w:val="28"/>
+        </w:rPr>
+        <w:t>Skill checki nie mają negatywnych skutków po przegraniu</w:t>
+      </w:r>
+    </w:p>
+    <w:p>
+      <w:pPr>
+        <w:jc w:val="both"/>
+        <w:rPr>
+          <w:sz w:val="28"/>
+          <w:szCs w:val="28"/>
+        </w:rPr>
+      </w:pPr>
+      <w:r>
+        <w:rPr>
+          <w:sz w:val="28"/>
+          <w:szCs w:val="28"/>
+        </w:rPr>
+        <w:t>8.</w:t>
+      </w:r>
+      <w:r>
+        <w:rPr>
+          <w:sz w:val="28"/>
+          <w:szCs w:val="28"/>
+        </w:rPr>
+        <w:t xml:space="preserve"> „Symbiosis”</w:t>
+      </w:r>
+      <w:r>
+        <w:rPr>
+          <w:sz w:val="28"/>
+          <w:szCs w:val="28"/>
+        </w:rPr>
+        <w:t xml:space="preserve"> </w:t>
+      </w:r>
+      <w:r>
+        <w:rPr>
+          <w:sz w:val="28"/>
+          <w:szCs w:val="28"/>
+        </w:rPr>
+        <w:t>Częstotliwość skill checka jest zależna od ilości klików krytycznych(im częściej są tym częściej skill checki)</w:t>
+      </w:r>
+    </w:p>
+    <w:p>
+      <w:pPr>
+        <w:jc w:val="both"/>
+        <w:rPr>
+          <w:sz w:val="28"/>
+          <w:szCs w:val="28"/>
+        </w:rPr>
+      </w:pPr>
+      <w:r>
+        <w:rPr>
+          <w:sz w:val="28"/>
+          <w:szCs w:val="28"/>
+        </w:rPr>
+        <w:t>9.</w:t>
+      </w:r>
+      <w:r>
+        <w:rPr>
+          <w:sz w:val="28"/>
+          <w:szCs w:val="28"/>
+        </w:rPr>
+        <w:t xml:space="preserve"> </w:t>
+      </w:r>
+      <w:r>
+        <w:rPr>
+          <w:sz w:val="28"/>
+          <w:szCs w:val="28"/>
+        </w:rPr>
+        <w:t>„Mortal Clicker” Każdy kolejny skill check łączy się w kombos. Im większy kombos tym więcej punktów za klik(im większy kombos też trudniejsze skill checki)</w:t>
+      </w:r>
+    </w:p>
+    <w:p>
+      <w:pPr>
+        <w:jc w:val="both"/>
+        <w:rPr>
+          <w:sz w:val="28"/>
+          <w:szCs w:val="28"/>
+        </w:rPr>
+      </w:pPr>
+      <w:r>
+        <w:rPr>
+          <w:sz w:val="28"/>
+          <w:szCs w:val="28"/>
+        </w:rPr>
+        <w:t xml:space="preserve">10. </w:t>
+      </w:r>
+      <w:r>
+        <w:rPr>
+          <w:sz w:val="28"/>
+          <w:szCs w:val="28"/>
+        </w:rPr>
         <w:t>„</w:t>
       </w:r>
-      <w:proofErr w:type="spellStart"/>
-      <w:r>
-        <w:rPr>
-          <w:sz w:val="28"/>
-          <w:szCs w:val="28"/>
-        </w:rPr>
-        <w:t>Skill</w:t>
-      </w:r>
-      <w:proofErr w:type="spellEnd"/>
-      <w:r>
-        <w:rPr>
-          <w:sz w:val="28"/>
-          <w:szCs w:val="28"/>
-        </w:rPr>
-        <w:t xml:space="preserve"> </w:t>
-      </w:r>
-      <w:proofErr w:type="spellStart"/>
-      <w:r>
-        <w:rPr>
-          <w:sz w:val="28"/>
-          <w:szCs w:val="28"/>
-        </w:rPr>
-        <w:t>Based</w:t>
-      </w:r>
-      <w:proofErr w:type="spellEnd"/>
-      <w:r>
-        <w:rPr>
-          <w:sz w:val="28"/>
-          <w:szCs w:val="28"/>
-        </w:rPr>
-        <w:t xml:space="preserve"> </w:t>
-      </w:r>
-      <w:proofErr w:type="spellStart"/>
-      <w:r>
-        <w:rPr>
-          <w:sz w:val="28"/>
-          <w:szCs w:val="28"/>
-        </w:rPr>
-        <w:t>Clicking</w:t>
-      </w:r>
-      <w:proofErr w:type="spellEnd"/>
-      <w:r>
-        <w:rPr>
-          <w:sz w:val="28"/>
-          <w:szCs w:val="28"/>
-        </w:rPr>
-        <w:t xml:space="preserve">” </w:t>
-      </w:r>
-      <w:r>
-        <w:rPr>
-          <w:sz w:val="28"/>
-          <w:szCs w:val="28"/>
-        </w:rPr>
-        <w:t xml:space="preserve">Umożliwia pojawienie się </w:t>
-      </w:r>
-      <w:proofErr w:type="spellStart"/>
-      <w:r>
-        <w:rPr>
-          <w:sz w:val="28"/>
-          <w:szCs w:val="28"/>
-        </w:rPr>
-        <w:t>skill</w:t>
-      </w:r>
-      <w:proofErr w:type="spellEnd"/>
-      <w:r>
-        <w:rPr>
-          <w:sz w:val="28"/>
-          <w:szCs w:val="28"/>
-        </w:rPr>
-        <w:t xml:space="preserve"> </w:t>
-      </w:r>
-      <w:proofErr w:type="spellStart"/>
-      <w:proofErr w:type="gramStart"/>
-      <w:r>
-        <w:rPr>
-          <w:sz w:val="28"/>
-          <w:szCs w:val="28"/>
-        </w:rPr>
-        <w:t>checków</w:t>
-      </w:r>
-      <w:proofErr w:type="spellEnd"/>
-      <w:r>
-        <w:rPr>
-          <w:sz w:val="28"/>
-          <w:szCs w:val="28"/>
-        </w:rPr>
-        <w:t>(</w:t>
-      </w:r>
-      <w:proofErr w:type="gramEnd"/>
-      <w:r>
-        <w:rPr>
-          <w:sz w:val="28"/>
-          <w:szCs w:val="28"/>
-        </w:rPr>
-        <w:t xml:space="preserve">nie udany kosztuje gracza zwolnieniem </w:t>
-      </w:r>
-      <w:proofErr w:type="spellStart"/>
-      <w:r>
-        <w:rPr>
-          <w:sz w:val="28"/>
-          <w:szCs w:val="28"/>
-        </w:rPr>
-        <w:t>idle</w:t>
-      </w:r>
-      <w:proofErr w:type="spellEnd"/>
-      <w:r>
-        <w:rPr>
-          <w:sz w:val="28"/>
-          <w:szCs w:val="28"/>
-        </w:rPr>
-        <w:t xml:space="preserve"> produkcji)</w:t>
-      </w:r>
-    </w:p>
-    <w:p>
-      <w:pPr>
-        <w:jc w:val="both"/>
-        <w:rPr>
-          <w:sz w:val="28"/>
-          <w:szCs w:val="28"/>
-        </w:rPr>
-      </w:pPr>
-      <w:r>
-        <w:rPr>
-          <w:sz w:val="28"/>
-          <w:szCs w:val="28"/>
-        </w:rPr>
-        <w:t xml:space="preserve">2. </w:t>
-      </w:r>
-      <w:r>
-        <w:rPr>
-          <w:sz w:val="28"/>
-          <w:szCs w:val="28"/>
-        </w:rPr>
-        <w:t xml:space="preserve">„Critical Mass” </w:t>
-      </w:r>
-      <w:r>
-        <w:rPr>
-          <w:sz w:val="28"/>
-          <w:szCs w:val="28"/>
-        </w:rPr>
-        <w:t>Zwiększa szanse na kliki krytyczne</w:t>
-      </w:r>
-    </w:p>
-    <w:p>
-      <w:pPr>
-        <w:jc w:val="both"/>
-        <w:rPr>
-          <w:sz w:val="28"/>
-          <w:szCs w:val="28"/>
-        </w:rPr>
-      </w:pPr>
-      <w:r>
-        <w:rPr>
-          <w:sz w:val="28"/>
-          <w:szCs w:val="28"/>
-        </w:rPr>
-        <w:t>3.</w:t>
-      </w:r>
-      <w:r>
-        <w:rPr>
-          <w:sz w:val="28"/>
-          <w:szCs w:val="28"/>
-        </w:rPr>
-        <w:t xml:space="preserve"> „Active </w:t>
-      </w:r>
-      <w:proofErr w:type="spellStart"/>
-      <w:r>
-        <w:rPr>
-          <w:sz w:val="28"/>
-          <w:szCs w:val="28"/>
-        </w:rPr>
-        <w:t>Idle</w:t>
-      </w:r>
-      <w:proofErr w:type="spellEnd"/>
-      <w:r>
-        <w:rPr>
-          <w:sz w:val="28"/>
-          <w:szCs w:val="28"/>
-        </w:rPr>
-        <w:t>”</w:t>
-      </w:r>
-      <w:r>
-        <w:rPr>
-          <w:sz w:val="28"/>
-          <w:szCs w:val="28"/>
-        </w:rPr>
-        <w:t xml:space="preserve"> Każdy klik krytyczny chwilowo zwiększa </w:t>
-      </w:r>
-      <w:proofErr w:type="spellStart"/>
-      <w:r>
-        <w:rPr>
-          <w:sz w:val="28"/>
-          <w:szCs w:val="28"/>
-        </w:rPr>
-        <w:t>idle</w:t>
-      </w:r>
-      <w:proofErr w:type="spellEnd"/>
-      <w:r>
-        <w:rPr>
-          <w:sz w:val="28"/>
-          <w:szCs w:val="28"/>
-        </w:rPr>
-        <w:t xml:space="preserve"> produkcje</w:t>
-      </w:r>
-    </w:p>
-    <w:p>
-      <w:pPr>
-        <w:jc w:val="both"/>
-        <w:rPr>
-          <w:sz w:val="28"/>
-          <w:szCs w:val="28"/>
-        </w:rPr>
-      </w:pPr>
-      <w:r>
-        <w:rPr>
-          <w:sz w:val="28"/>
-          <w:szCs w:val="28"/>
-        </w:rPr>
-        <w:t xml:space="preserve">4. </w:t>
-      </w:r>
-      <w:r>
-        <w:rPr>
-          <w:sz w:val="28"/>
-          <w:szCs w:val="28"/>
-        </w:rPr>
-        <w:t xml:space="preserve">„No </w:t>
-      </w:r>
-      <w:proofErr w:type="spellStart"/>
-      <w:r>
-        <w:rPr>
-          <w:sz w:val="28"/>
-          <w:szCs w:val="28"/>
-        </w:rPr>
-        <w:t>Matter</w:t>
-      </w:r>
-      <w:proofErr w:type="spellEnd"/>
-      <w:r>
-        <w:rPr>
-          <w:sz w:val="28"/>
-          <w:szCs w:val="28"/>
-        </w:rPr>
-        <w:t xml:space="preserve"> </w:t>
-      </w:r>
-      <w:proofErr w:type="spellStart"/>
-      <w:r>
-        <w:rPr>
-          <w:sz w:val="28"/>
-          <w:szCs w:val="28"/>
-        </w:rPr>
-        <w:t>What</w:t>
-      </w:r>
-      <w:proofErr w:type="spellEnd"/>
-      <w:r>
-        <w:rPr>
-          <w:sz w:val="28"/>
-          <w:szCs w:val="28"/>
-        </w:rPr>
-        <w:t xml:space="preserve">” </w:t>
-      </w:r>
-      <w:proofErr w:type="spellStart"/>
-      <w:r>
-        <w:rPr>
-          <w:sz w:val="28"/>
-          <w:szCs w:val="28"/>
-        </w:rPr>
-        <w:t>Stakuje</w:t>
-      </w:r>
-      <w:proofErr w:type="spellEnd"/>
-      <w:r>
-        <w:rPr>
-          <w:sz w:val="28"/>
-          <w:szCs w:val="28"/>
-        </w:rPr>
-        <w:t xml:space="preserve"> szanse na klik </w:t>
-      </w:r>
-      <w:proofErr w:type="gramStart"/>
-      <w:r>
-        <w:rPr>
-          <w:sz w:val="28"/>
-          <w:szCs w:val="28"/>
-        </w:rPr>
-        <w:t>krytyczny(</w:t>
-      </w:r>
-      <w:proofErr w:type="gramEnd"/>
-      <w:r>
-        <w:rPr>
-          <w:sz w:val="28"/>
-          <w:szCs w:val="28"/>
-        </w:rPr>
-        <w:t>każde kliknięcie niekrytyczne zwiększa szanse     na krytyczne)</w:t>
-      </w:r>
-    </w:p>
-    <w:p>
-      <w:pPr>
-        <w:jc w:val="both"/>
-        <w:rPr>
-          <w:sz w:val="28"/>
-          <w:szCs w:val="28"/>
-        </w:rPr>
-      </w:pPr>
-      <w:r>
-        <w:rPr>
-          <w:sz w:val="28"/>
-          <w:szCs w:val="28"/>
-        </w:rPr>
-        <w:t xml:space="preserve">5. </w:t>
-      </w:r>
-      <w:r>
-        <w:rPr>
-          <w:sz w:val="28"/>
-          <w:szCs w:val="28"/>
-        </w:rPr>
-        <w:t>„</w:t>
-      </w:r>
-      <w:proofErr w:type="spellStart"/>
-      <w:r>
-        <w:rPr>
-          <w:sz w:val="28"/>
-          <w:szCs w:val="28"/>
-        </w:rPr>
-        <w:t>Chicken</w:t>
-      </w:r>
-      <w:proofErr w:type="spellEnd"/>
-      <w:r>
-        <w:rPr>
-          <w:sz w:val="28"/>
-          <w:szCs w:val="28"/>
-        </w:rPr>
-        <w:t xml:space="preserve"> Dinner” </w:t>
-      </w:r>
-      <w:r>
-        <w:rPr>
-          <w:sz w:val="28"/>
-          <w:szCs w:val="28"/>
-        </w:rPr>
-        <w:t xml:space="preserve">Udany </w:t>
-      </w:r>
-      <w:proofErr w:type="spellStart"/>
-      <w:r>
-        <w:rPr>
-          <w:sz w:val="28"/>
-          <w:szCs w:val="28"/>
-        </w:rPr>
-        <w:t>skill</w:t>
-      </w:r>
-      <w:proofErr w:type="spellEnd"/>
-      <w:r>
-        <w:rPr>
-          <w:sz w:val="28"/>
-          <w:szCs w:val="28"/>
-        </w:rPr>
-        <w:t xml:space="preserve"> </w:t>
-      </w:r>
-      <w:proofErr w:type="spellStart"/>
-      <w:r>
-        <w:rPr>
-          <w:sz w:val="28"/>
-          <w:szCs w:val="28"/>
-        </w:rPr>
-        <w:t>check</w:t>
-      </w:r>
-      <w:proofErr w:type="spellEnd"/>
-      <w:r>
-        <w:rPr>
-          <w:sz w:val="28"/>
-          <w:szCs w:val="28"/>
-        </w:rPr>
-        <w:t xml:space="preserve"> zwiększa ilość zbieranych punktów na </w:t>
-      </w:r>
-      <w:proofErr w:type="gramStart"/>
-      <w:r>
-        <w:rPr>
-          <w:sz w:val="28"/>
-          <w:szCs w:val="28"/>
-        </w:rPr>
-        <w:t>chwilę(</w:t>
-      </w:r>
-      <w:proofErr w:type="gramEnd"/>
-      <w:r>
-        <w:rPr>
-          <w:sz w:val="28"/>
-          <w:szCs w:val="28"/>
-        </w:rPr>
-        <w:t>nie udany zmniejsza)</w:t>
-      </w:r>
-    </w:p>
-    <w:p>
-      <w:pPr>
-        <w:jc w:val="both"/>
-        <w:rPr>
-          <w:sz w:val="28"/>
-          <w:szCs w:val="28"/>
-        </w:rPr>
-      </w:pPr>
-      <w:r>
-        <w:rPr>
-          <w:sz w:val="28"/>
-          <w:szCs w:val="28"/>
-        </w:rPr>
-        <w:t>6.</w:t>
-      </w:r>
-      <w:r>
-        <w:rPr>
-          <w:sz w:val="28"/>
-          <w:szCs w:val="28"/>
-        </w:rPr>
-        <w:t xml:space="preserve"> „</w:t>
-      </w:r>
-      <w:proofErr w:type="spellStart"/>
-      <w:r>
-        <w:rPr>
-          <w:sz w:val="28"/>
-          <w:szCs w:val="28"/>
-        </w:rPr>
-        <w:t>Hungry</w:t>
-      </w:r>
-      <w:proofErr w:type="spellEnd"/>
-      <w:r>
-        <w:rPr>
-          <w:sz w:val="28"/>
-          <w:szCs w:val="28"/>
-        </w:rPr>
-        <w:t xml:space="preserve"> For </w:t>
-      </w:r>
-      <w:proofErr w:type="spellStart"/>
-      <w:r>
-        <w:rPr>
-          <w:sz w:val="28"/>
-          <w:szCs w:val="28"/>
-        </w:rPr>
-        <w:t>More</w:t>
-      </w:r>
-      <w:proofErr w:type="spellEnd"/>
-      <w:r>
-        <w:rPr>
-          <w:sz w:val="28"/>
-          <w:szCs w:val="28"/>
-        </w:rPr>
-        <w:t>”</w:t>
-      </w:r>
-      <w:r>
-        <w:rPr>
-          <w:sz w:val="28"/>
-          <w:szCs w:val="28"/>
-        </w:rPr>
-        <w:t xml:space="preserve"> </w:t>
-      </w:r>
-      <w:proofErr w:type="spellStart"/>
-      <w:r>
-        <w:rPr>
-          <w:sz w:val="28"/>
-          <w:szCs w:val="28"/>
-        </w:rPr>
-        <w:t>Skill</w:t>
-      </w:r>
-      <w:proofErr w:type="spellEnd"/>
-      <w:r>
-        <w:rPr>
-          <w:sz w:val="28"/>
-          <w:szCs w:val="28"/>
-        </w:rPr>
-        <w:t xml:space="preserve"> </w:t>
-      </w:r>
-      <w:proofErr w:type="spellStart"/>
-      <w:r>
-        <w:rPr>
-          <w:sz w:val="28"/>
-          <w:szCs w:val="28"/>
-        </w:rPr>
-        <w:t>checki</w:t>
-      </w:r>
-      <w:proofErr w:type="spellEnd"/>
-      <w:r>
-        <w:rPr>
-          <w:sz w:val="28"/>
-          <w:szCs w:val="28"/>
-        </w:rPr>
-        <w:t xml:space="preserve"> częściej się pojawiają</w:t>
-      </w:r>
-    </w:p>
-    <w:p>
-      <w:pPr>
-        <w:jc w:val="both"/>
-        <w:rPr>
-          <w:sz w:val="28"/>
-          <w:szCs w:val="28"/>
-        </w:rPr>
-      </w:pPr>
-      <w:r>
-        <w:rPr>
-          <w:sz w:val="28"/>
-          <w:szCs w:val="28"/>
-        </w:rPr>
-        <w:t xml:space="preserve">7. </w:t>
-      </w:r>
-      <w:r>
-        <w:rPr>
-          <w:sz w:val="28"/>
-          <w:szCs w:val="28"/>
-        </w:rPr>
-        <w:t>„</w:t>
-      </w:r>
-      <w:proofErr w:type="spellStart"/>
-      <w:r>
-        <w:rPr>
-          <w:sz w:val="28"/>
-          <w:szCs w:val="28"/>
-        </w:rPr>
-        <w:t>Always</w:t>
-      </w:r>
-      <w:proofErr w:type="spellEnd"/>
-      <w:r>
-        <w:rPr>
-          <w:sz w:val="28"/>
-          <w:szCs w:val="28"/>
-        </w:rPr>
-        <w:t xml:space="preserve"> Winner” </w:t>
-      </w:r>
-      <w:proofErr w:type="spellStart"/>
-      <w:r>
-        <w:rPr>
-          <w:sz w:val="28"/>
-          <w:szCs w:val="28"/>
-        </w:rPr>
-        <w:t>Skill</w:t>
-      </w:r>
-      <w:proofErr w:type="spellEnd"/>
-      <w:r>
-        <w:rPr>
-          <w:sz w:val="28"/>
-          <w:szCs w:val="28"/>
-        </w:rPr>
-        <w:t xml:space="preserve"> </w:t>
-      </w:r>
-      <w:proofErr w:type="spellStart"/>
-      <w:r>
-        <w:rPr>
-          <w:sz w:val="28"/>
-          <w:szCs w:val="28"/>
-        </w:rPr>
-        <w:t>checki</w:t>
-      </w:r>
-      <w:proofErr w:type="spellEnd"/>
-      <w:r>
-        <w:rPr>
-          <w:sz w:val="28"/>
-          <w:szCs w:val="28"/>
-        </w:rPr>
-        <w:t xml:space="preserve"> nie mają negatywnych skutków po przegraniu</w:t>
-      </w:r>
-    </w:p>
-    <w:p>
-      <w:pPr>
-        <w:jc w:val="both"/>
-        <w:rPr>
-          <w:sz w:val="28"/>
-          <w:szCs w:val="28"/>
-        </w:rPr>
-      </w:pPr>
-      <w:r>
-        <w:rPr>
-          <w:sz w:val="28"/>
-          <w:szCs w:val="28"/>
-        </w:rPr>
-        <w:t>8.</w:t>
-      </w:r>
-      <w:r>
-        <w:rPr>
-          <w:sz w:val="28"/>
-          <w:szCs w:val="28"/>
-        </w:rPr>
-        <w:t xml:space="preserve"> „</w:t>
-      </w:r>
-      <w:proofErr w:type="spellStart"/>
-      <w:r>
-        <w:rPr>
-          <w:sz w:val="28"/>
-          <w:szCs w:val="28"/>
-        </w:rPr>
-        <w:t>Symbiosis</w:t>
-      </w:r>
-      <w:proofErr w:type="spellEnd"/>
-      <w:r>
-        <w:rPr>
-          <w:sz w:val="28"/>
-          <w:szCs w:val="28"/>
-        </w:rPr>
-        <w:t>”</w:t>
-      </w:r>
-      <w:r>
-        <w:rPr>
-          <w:sz w:val="28"/>
-          <w:szCs w:val="28"/>
-        </w:rPr>
-        <w:t xml:space="preserve"> </w:t>
-      </w:r>
-      <w:r>
-        <w:rPr>
-          <w:sz w:val="28"/>
-          <w:szCs w:val="28"/>
-        </w:rPr>
-        <w:t xml:space="preserve">Częstotliwość </w:t>
-      </w:r>
-      <w:proofErr w:type="spellStart"/>
-      <w:r>
-        <w:rPr>
-          <w:sz w:val="28"/>
-          <w:szCs w:val="28"/>
-        </w:rPr>
-        <w:t>skill</w:t>
-      </w:r>
-      <w:proofErr w:type="spellEnd"/>
-      <w:r>
-        <w:rPr>
-          <w:sz w:val="28"/>
-          <w:szCs w:val="28"/>
-        </w:rPr>
-        <w:t xml:space="preserve"> </w:t>
-      </w:r>
-      <w:proofErr w:type="spellStart"/>
-      <w:r>
-        <w:rPr>
-          <w:sz w:val="28"/>
-          <w:szCs w:val="28"/>
-        </w:rPr>
-        <w:t>checka</w:t>
-      </w:r>
-      <w:proofErr w:type="spellEnd"/>
-      <w:r>
-        <w:rPr>
-          <w:sz w:val="28"/>
-          <w:szCs w:val="28"/>
-        </w:rPr>
-        <w:t xml:space="preserve"> jest zależna od ilości klików </w:t>
-      </w:r>
-      <w:proofErr w:type="gramStart"/>
-      <w:r>
-        <w:rPr>
-          <w:sz w:val="28"/>
-          <w:szCs w:val="28"/>
-        </w:rPr>
-        <w:t>krytycznych(</w:t>
-      </w:r>
-      <w:proofErr w:type="gramEnd"/>
-      <w:r>
-        <w:rPr>
-          <w:sz w:val="28"/>
-          <w:szCs w:val="28"/>
-        </w:rPr>
-        <w:t xml:space="preserve">im częściej są tym częściej </w:t>
-      </w:r>
-      <w:proofErr w:type="spellStart"/>
-      <w:r>
-        <w:rPr>
-          <w:sz w:val="28"/>
-          <w:szCs w:val="28"/>
-        </w:rPr>
-        <w:t>skill</w:t>
-      </w:r>
-      <w:proofErr w:type="spellEnd"/>
-      <w:r>
-        <w:rPr>
-          <w:sz w:val="28"/>
-          <w:szCs w:val="28"/>
-        </w:rPr>
-        <w:t xml:space="preserve"> </w:t>
-      </w:r>
-      <w:proofErr w:type="spellStart"/>
-      <w:r>
-        <w:rPr>
-          <w:sz w:val="28"/>
-          <w:szCs w:val="28"/>
-        </w:rPr>
-        <w:t>checki</w:t>
-      </w:r>
-      <w:proofErr w:type="spellEnd"/>
-      <w:r>
-        <w:rPr>
-          <w:sz w:val="28"/>
-          <w:szCs w:val="28"/>
-        </w:rPr>
-        <w:t>)</w:t>
-      </w:r>
-    </w:p>
-    <w:p>
-      <w:pPr>
-        <w:jc w:val="both"/>
-        <w:rPr>
-          <w:sz w:val="28"/>
-          <w:szCs w:val="28"/>
-        </w:rPr>
-      </w:pPr>
-      <w:r>
-        <w:rPr>
-          <w:sz w:val="28"/>
-          <w:szCs w:val="28"/>
-        </w:rPr>
-        <w:t>9.</w:t>
-      </w:r>
-      <w:r>
-        <w:rPr>
-          <w:sz w:val="28"/>
-          <w:szCs w:val="28"/>
-        </w:rPr>
-        <w:t xml:space="preserve"> </w:t>
-      </w:r>
-      <w:r>
-        <w:rPr>
-          <w:sz w:val="28"/>
-          <w:szCs w:val="28"/>
-        </w:rPr>
-        <w:t>„</w:t>
-      </w:r>
-      <w:proofErr w:type="spellStart"/>
-      <w:r>
-        <w:rPr>
-          <w:sz w:val="28"/>
-          <w:szCs w:val="28"/>
-        </w:rPr>
-        <w:t>Mortal</w:t>
-      </w:r>
-      <w:proofErr w:type="spellEnd"/>
-      <w:r>
-        <w:rPr>
-          <w:sz w:val="28"/>
-          <w:szCs w:val="28"/>
-        </w:rPr>
-        <w:t xml:space="preserve"> </w:t>
-      </w:r>
-      <w:proofErr w:type="spellStart"/>
-      <w:r>
-        <w:rPr>
-          <w:sz w:val="28"/>
-          <w:szCs w:val="28"/>
-        </w:rPr>
-        <w:t>Clicker</w:t>
-      </w:r>
-      <w:proofErr w:type="spellEnd"/>
-      <w:r>
-        <w:rPr>
-          <w:sz w:val="28"/>
-          <w:szCs w:val="28"/>
-        </w:rPr>
-        <w:t xml:space="preserve">” Każdy kolejny </w:t>
-      </w:r>
-      <w:proofErr w:type="spellStart"/>
-      <w:r>
-        <w:rPr>
-          <w:sz w:val="28"/>
-          <w:szCs w:val="28"/>
-        </w:rPr>
-        <w:t>skill</w:t>
-      </w:r>
-      <w:proofErr w:type="spellEnd"/>
-      <w:r>
-        <w:rPr>
-          <w:sz w:val="28"/>
-          <w:szCs w:val="28"/>
-        </w:rPr>
-        <w:t xml:space="preserve"> </w:t>
-      </w:r>
-      <w:proofErr w:type="spellStart"/>
-      <w:r>
-        <w:rPr>
-          <w:sz w:val="28"/>
-          <w:szCs w:val="28"/>
-        </w:rPr>
-        <w:t>check</w:t>
-      </w:r>
-      <w:proofErr w:type="spellEnd"/>
-      <w:r>
-        <w:rPr>
-          <w:sz w:val="28"/>
-          <w:szCs w:val="28"/>
-        </w:rPr>
-        <w:t xml:space="preserve"> łączy się w </w:t>
-      </w:r>
-      <w:proofErr w:type="spellStart"/>
-      <w:r>
-        <w:rPr>
-          <w:sz w:val="28"/>
-          <w:szCs w:val="28"/>
-        </w:rPr>
-        <w:t>kombos</w:t>
-      </w:r>
-      <w:proofErr w:type="spellEnd"/>
-      <w:r>
-        <w:rPr>
-          <w:sz w:val="28"/>
-          <w:szCs w:val="28"/>
-        </w:rPr>
-        <w:t xml:space="preserve">. Im większy </w:t>
-      </w:r>
-      <w:proofErr w:type="spellStart"/>
-      <w:r>
-        <w:rPr>
-          <w:sz w:val="28"/>
-          <w:szCs w:val="28"/>
-        </w:rPr>
-        <w:t>kombos</w:t>
-      </w:r>
-      <w:proofErr w:type="spellEnd"/>
-      <w:r>
-        <w:rPr>
-          <w:sz w:val="28"/>
-          <w:szCs w:val="28"/>
-        </w:rPr>
-        <w:t xml:space="preserve"> tym więcej punktów za </w:t>
-      </w:r>
-      <w:proofErr w:type="gramStart"/>
-      <w:r>
-        <w:rPr>
-          <w:sz w:val="28"/>
-          <w:szCs w:val="28"/>
-        </w:rPr>
-        <w:t>klik(</w:t>
-      </w:r>
-      <w:proofErr w:type="gramEnd"/>
-      <w:r>
-        <w:rPr>
-          <w:sz w:val="28"/>
-          <w:szCs w:val="28"/>
-        </w:rPr>
-        <w:t xml:space="preserve">im większy </w:t>
-      </w:r>
-      <w:proofErr w:type="spellStart"/>
-      <w:r>
-        <w:rPr>
-          <w:sz w:val="28"/>
-          <w:szCs w:val="28"/>
-        </w:rPr>
-        <w:t>kombos</w:t>
-      </w:r>
-      <w:proofErr w:type="spellEnd"/>
-      <w:r>
-        <w:rPr>
-          <w:sz w:val="28"/>
-          <w:szCs w:val="28"/>
-        </w:rPr>
-        <w:t xml:space="preserve"> też trudniejsze </w:t>
-      </w:r>
-      <w:proofErr w:type="spellStart"/>
-      <w:r>
-        <w:rPr>
-          <w:sz w:val="28"/>
-          <w:szCs w:val="28"/>
-        </w:rPr>
-        <w:t>skill</w:t>
-      </w:r>
-      <w:proofErr w:type="spellEnd"/>
-      <w:r>
-        <w:rPr>
-          <w:sz w:val="28"/>
-          <w:szCs w:val="28"/>
-        </w:rPr>
-        <w:t xml:space="preserve"> </w:t>
-      </w:r>
-      <w:proofErr w:type="spellStart"/>
-      <w:r>
-        <w:rPr>
-          <w:sz w:val="28"/>
-          <w:szCs w:val="28"/>
-        </w:rPr>
-        <w:t>checki</w:t>
-      </w:r>
-      <w:proofErr w:type="spellEnd"/>
-      <w:r>
-        <w:rPr>
-          <w:sz w:val="28"/>
-          <w:szCs w:val="28"/>
-        </w:rPr>
-        <w:t>)</w:t>
-      </w:r>
-    </w:p>
-    <w:p>
-      <w:pPr>
-        <w:jc w:val="both"/>
-        <w:rPr>
-          <w:sz w:val="28"/>
-          <w:szCs w:val="28"/>
-        </w:rPr>
-      </w:pPr>
-      <w:r>
-        <w:rPr>
-          <w:sz w:val="28"/>
-          <w:szCs w:val="28"/>
-        </w:rPr>
-        <w:t xml:space="preserve">10. </w:t>
-      </w:r>
-      <w:r>
-        <w:rPr>
-          <w:sz w:val="28"/>
-          <w:szCs w:val="28"/>
-        </w:rPr>
-        <w:t>„</w:t>
-      </w:r>
       <w:r>
         <w:rPr>
           <w:sz w:val="28"/>
@@ -1538,62 +810,14 @@
           <w:sz w:val="28"/>
           <w:szCs w:val="28"/>
         </w:rPr>
-        <w:t xml:space="preserve">hampion Of </w:t>
-      </w:r>
-      <w:proofErr w:type="spellStart"/>
-      <w:r>
-        <w:rPr>
-          <w:sz w:val="28"/>
-          <w:szCs w:val="28"/>
-        </w:rPr>
-        <w:t>Clicks</w:t>
-      </w:r>
-      <w:proofErr w:type="spellEnd"/>
-      <w:r>
-        <w:rPr>
-          <w:sz w:val="28"/>
-          <w:szCs w:val="28"/>
-        </w:rPr>
-        <w:t>”</w:t>
-      </w:r>
-      <w:r>
-        <w:rPr>
-          <w:sz w:val="28"/>
-          <w:szCs w:val="28"/>
-        </w:rPr>
-        <w:t xml:space="preserve"> Po trzech udanych </w:t>
-      </w:r>
-      <w:proofErr w:type="spellStart"/>
-      <w:r>
-        <w:rPr>
-          <w:sz w:val="28"/>
-          <w:szCs w:val="28"/>
-        </w:rPr>
-        <w:t>skill</w:t>
-      </w:r>
-      <w:proofErr w:type="spellEnd"/>
-      <w:r>
-        <w:rPr>
-          <w:sz w:val="28"/>
-          <w:szCs w:val="28"/>
-        </w:rPr>
-        <w:t xml:space="preserve"> </w:t>
-      </w:r>
-      <w:proofErr w:type="spellStart"/>
-      <w:r>
-        <w:rPr>
-          <w:sz w:val="28"/>
-          <w:szCs w:val="28"/>
-        </w:rPr>
-        <w:t>checkach</w:t>
-      </w:r>
-      <w:proofErr w:type="spellEnd"/>
-      <w:r>
-        <w:rPr>
-          <w:sz w:val="28"/>
-          <w:szCs w:val="28"/>
-        </w:rPr>
-        <w:t xml:space="preserve"> </w:t>
+        <w:t>hampion Of Clicks”</w:t>
+      </w:r>
+      <w:r>
+        <w:rPr>
+          <w:sz w:val="28"/>
+          <w:szCs w:val="28"/>
+        </w:rPr>
+        <w:t xml:space="preserve"> Po trzech udanych skill checkach </w:t>
       </w:r>
       <w:r>
         <w:rPr>
@@ -1794,23 +1018,7 @@
           <w:szCs w:val="28"/>
         </w:rPr>
         <w:tab/>
-        <w:t>Drzewko „</w:t>
-      </w:r>
-      <w:proofErr w:type="spellStart"/>
-      <w:r>
-        <w:rPr>
-          <w:sz w:val="28"/>
-          <w:szCs w:val="28"/>
-        </w:rPr>
-        <w:t>Automatron</w:t>
-      </w:r>
-      <w:proofErr w:type="spellEnd"/>
-      <w:r>
-        <w:rPr>
-          <w:sz w:val="28"/>
-          <w:szCs w:val="28"/>
-        </w:rPr>
-        <w:t>”</w:t>
+        <w:t>Drzewko „Automatron”</w:t>
       </w:r>
     </w:p>
     <w:p>
@@ -1854,33 +1062,15 @@
           <w:sz w:val="28"/>
           <w:szCs w:val="28"/>
         </w:rPr>
-        <w:t xml:space="preserve">Im więcej fabryk gracz posiada tym większy bonus do </w:t>
-      </w:r>
-      <w:proofErr w:type="spellStart"/>
-      <w:r>
-        <w:rPr>
-          <w:sz w:val="28"/>
-          <w:szCs w:val="28"/>
-        </w:rPr>
-        <w:t>idle</w:t>
-      </w:r>
-      <w:proofErr w:type="spellEnd"/>
-      <w:r>
-        <w:rPr>
-          <w:sz w:val="28"/>
-          <w:szCs w:val="28"/>
-        </w:rPr>
-        <w:t xml:space="preserve"> dla fabryki in </w:t>
-      </w:r>
-      <w:proofErr w:type="spellStart"/>
-      <w:r>
-        <w:rPr>
-          <w:sz w:val="28"/>
-          <w:szCs w:val="28"/>
-        </w:rPr>
-        <w:t>focus</w:t>
-      </w:r>
-      <w:proofErr w:type="spellEnd"/>
+        <w:t>Im więcej fabryk gracz posiada tym większy bonus do idle</w:t>
+      </w:r>
+      <w:r>
+        <w:rPr>
+          <w:sz w:val="28"/>
+          <w:szCs w:val="28"/>
+        </w:rPr>
+        <w:t xml:space="preserve"> dla fabryki in focus</w:t>
+      </w:r>
     </w:p>
     <w:p>
       <w:pPr>
@@ -1902,23 +1092,7 @@
           <w:sz w:val="28"/>
           <w:szCs w:val="28"/>
         </w:rPr>
-        <w:t>„</w:t>
-      </w:r>
-      <w:proofErr w:type="spellStart"/>
-      <w:r>
-        <w:rPr>
-          <w:sz w:val="28"/>
-          <w:szCs w:val="28"/>
-        </w:rPr>
-        <w:t>Push</w:t>
-      </w:r>
-      <w:proofErr w:type="spellEnd"/>
-      <w:r>
-        <w:rPr>
-          <w:sz w:val="28"/>
-          <w:szCs w:val="28"/>
-        </w:rPr>
-        <w:t xml:space="preserve"> to the limit” </w:t>
+        <w:t xml:space="preserve">„Push to the limit” </w:t>
       </w:r>
       <w:r>
         <w:rPr>
@@ -1948,33 +1122,105 @@
           <w:sz w:val="28"/>
           <w:szCs w:val="28"/>
         </w:rPr>
+        <w:t xml:space="preserve"> „Reaction Test” Skill checki mogą się pojawiać w lo</w:t>
+      </w:r>
+      <w:r>
+        <w:rPr>
+          <w:sz w:val="28"/>
+          <w:szCs w:val="28"/>
+        </w:rPr>
+        <w:t>so</w:t>
+      </w:r>
+      <w:r>
+        <w:rPr>
+          <w:sz w:val="28"/>
+          <w:szCs w:val="28"/>
+        </w:rPr>
+        <w:t>wym momencie niezależnie od tego czy gracz kilka czy nie</w:t>
+      </w:r>
+    </w:p>
+    <w:p>
+      <w:pPr>
+        <w:jc w:val="both"/>
+        <w:rPr>
+          <w:sz w:val="28"/>
+          <w:szCs w:val="28"/>
+        </w:rPr>
+      </w:pPr>
+      <w:r>
+        <w:rPr>
+          <w:sz w:val="28"/>
+          <w:szCs w:val="28"/>
+        </w:rPr>
+        <w:t xml:space="preserve">4. </w:t>
+      </w:r>
+      <w:r>
+        <w:rPr>
+          <w:sz w:val="28"/>
+          <w:szCs w:val="28"/>
+        </w:rPr>
+        <w:t>„Unskilled Predator” Nieudany skill check zwiększa produkcje idle do momentu udanego skill checka(stackuje się)</w:t>
+      </w:r>
+    </w:p>
+    <w:p>
+      <w:pPr>
+        <w:jc w:val="both"/>
+        <w:rPr>
+          <w:sz w:val="28"/>
+          <w:szCs w:val="28"/>
+        </w:rPr>
+      </w:pPr>
+      <w:r>
+        <w:rPr>
+          <w:sz w:val="28"/>
+          <w:szCs w:val="28"/>
+        </w:rPr>
+        <w:t xml:space="preserve">5. </w:t>
+      </w:r>
+      <w:r>
+        <w:rPr>
+          <w:sz w:val="28"/>
+          <w:szCs w:val="28"/>
+        </w:rPr>
+        <w:t>„One for Everyone” Nieudany skill check zwiększa produkcje wszystkich fabryk</w:t>
+      </w:r>
+    </w:p>
+    <w:p>
+      <w:pPr>
+        <w:jc w:val="both"/>
+        <w:rPr>
+          <w:sz w:val="28"/>
+          <w:szCs w:val="28"/>
+        </w:rPr>
+      </w:pPr>
+      <w:r>
+        <w:rPr>
+          <w:sz w:val="28"/>
+          <w:szCs w:val="28"/>
+        </w:rPr>
+        <w:t>6.</w:t>
+      </w:r>
+      <w:r>
+        <w:rPr>
+          <w:sz w:val="28"/>
+          <w:szCs w:val="28"/>
+        </w:rPr>
         <w:t xml:space="preserve"> „</w:t>
       </w:r>
-      <w:proofErr w:type="spellStart"/>
-      <w:r>
-        <w:rPr>
-          <w:sz w:val="28"/>
-          <w:szCs w:val="28"/>
-        </w:rPr>
-        <w:t>Reaction</w:t>
-      </w:r>
-      <w:proofErr w:type="spellEnd"/>
-      <w:r>
-        <w:rPr>
-          <w:sz w:val="28"/>
-          <w:szCs w:val="28"/>
-        </w:rPr>
-        <w:t xml:space="preserve"> Test” </w:t>
-      </w:r>
-      <w:proofErr w:type="spellStart"/>
-      <w:r>
-        <w:rPr>
-          <w:sz w:val="28"/>
-          <w:szCs w:val="28"/>
-        </w:rPr>
-        <w:t>Skill</w:t>
-      </w:r>
-      <w:proofErr w:type="spellEnd"/>
+      <w:r>
+        <w:rPr>
+          <w:sz w:val="28"/>
+          <w:szCs w:val="28"/>
+        </w:rPr>
+        <w:t>What Eyes Don’t See</w:t>
+      </w:r>
+      <w:r>
+        <w:rPr>
+          <w:sz w:val="28"/>
+          <w:szCs w:val="28"/>
+        </w:rPr>
+        <w:t>” Fabryki not in Focus mają większy bonus do produkcji Idle</w:t>
+      </w:r>
       <w:r>
         <w:rPr>
           <w:sz w:val="28"/>
@@ -1982,54 +1228,22 @@
         </w:rPr>
         <w:t xml:space="preserve"> </w:t>
       </w:r>
-      <w:proofErr w:type="spellStart"/>
-      <w:r>
-        <w:rPr>
-          <w:sz w:val="28"/>
-          <w:szCs w:val="28"/>
-        </w:rPr>
-        <w:t>checki</w:t>
-      </w:r>
-      <w:proofErr w:type="spellEnd"/>
-      <w:r>
-        <w:rPr>
-          <w:sz w:val="28"/>
-          <w:szCs w:val="28"/>
-        </w:rPr>
-        <w:t xml:space="preserve"> mogą się pojawiać w solowym momencie niezależnie od tego czy gracz kilka czy nie</w:t>
-      </w:r>
-    </w:p>
-    <w:p>
-      <w:pPr>
-        <w:jc w:val="both"/>
-        <w:rPr>
-          <w:sz w:val="28"/>
-          <w:szCs w:val="28"/>
-        </w:rPr>
-      </w:pPr>
-      <w:r>
-        <w:rPr>
-          <w:sz w:val="28"/>
-          <w:szCs w:val="28"/>
-        </w:rPr>
-        <w:t xml:space="preserve">4. </w:t>
-      </w:r>
-      <w:r>
-        <w:rPr>
-          <w:sz w:val="28"/>
-          <w:szCs w:val="28"/>
-        </w:rPr>
-        <w:t>„</w:t>
-      </w:r>
-      <w:proofErr w:type="spellStart"/>
-      <w:r>
-        <w:rPr>
-          <w:sz w:val="28"/>
-          <w:szCs w:val="28"/>
-        </w:rPr>
-        <w:t>Unskilled</w:t>
-      </w:r>
-      <w:proofErr w:type="spellEnd"/>
+    </w:p>
+    <w:p>
+      <w:pPr>
+        <w:jc w:val="both"/>
+        <w:rPr>
+          <w:sz w:val="28"/>
+          <w:szCs w:val="28"/>
+        </w:rPr>
+      </w:pPr>
+      <w:r>
+        <w:rPr>
+          <w:sz w:val="28"/>
+          <w:szCs w:val="28"/>
+        </w:rPr>
+        <w:t>7.</w:t>
+      </w:r>
       <w:r>
         <w:rPr>
           <w:sz w:val="28"/>
@@ -2037,31 +1251,36 @@
         </w:rPr>
         <w:t xml:space="preserve"> </w:t>
       </w:r>
-      <w:proofErr w:type="spellStart"/>
-      <w:r>
-        <w:rPr>
-          <w:sz w:val="28"/>
-          <w:szCs w:val="28"/>
-        </w:rPr>
-        <w:t>Predator</w:t>
-      </w:r>
-      <w:proofErr w:type="spellEnd"/>
-      <w:r>
-        <w:rPr>
-          <w:sz w:val="28"/>
-          <w:szCs w:val="28"/>
-        </w:rPr>
-        <w:t xml:space="preserve">” Nieudany </w:t>
-      </w:r>
-      <w:proofErr w:type="spellStart"/>
-      <w:r>
-        <w:rPr>
-          <w:sz w:val="28"/>
-          <w:szCs w:val="28"/>
-        </w:rPr>
-        <w:t>skill</w:t>
-      </w:r>
-      <w:proofErr w:type="spellEnd"/>
+      <w:r>
+        <w:rPr>
+          <w:sz w:val="28"/>
+          <w:szCs w:val="28"/>
+        </w:rPr>
+        <w:t xml:space="preserve">„Passive Agressive” </w:t>
+      </w:r>
+      <w:r>
+        <w:rPr>
+          <w:sz w:val="28"/>
+          <w:szCs w:val="28"/>
+        </w:rPr>
+        <w:t>Im dłużej gracz nie wykona akcji myszką tym więcej punktów zacznie się naliczać</w:t>
+      </w:r>
+    </w:p>
+    <w:p>
+      <w:pPr>
+        <w:jc w:val="both"/>
+        <w:rPr>
+          <w:sz w:val="28"/>
+          <w:szCs w:val="28"/>
+        </w:rPr>
+      </w:pPr>
+      <w:r>
+        <w:rPr>
+          <w:sz w:val="28"/>
+          <w:szCs w:val="28"/>
+        </w:rPr>
+        <w:t>8.</w:t>
+      </w:r>
       <w:r>
         <w:rPr>
           <w:sz w:val="28"/>
@@ -2069,47 +1288,36 @@
         </w:rPr>
         <w:t xml:space="preserve"> </w:t>
       </w:r>
-      <w:proofErr w:type="spellStart"/>
-      <w:r>
-        <w:rPr>
-          <w:sz w:val="28"/>
-          <w:szCs w:val="28"/>
-        </w:rPr>
-        <w:t>check</w:t>
-      </w:r>
-      <w:proofErr w:type="spellEnd"/>
-      <w:r>
-        <w:rPr>
-          <w:sz w:val="28"/>
-          <w:szCs w:val="28"/>
-        </w:rPr>
-        <w:t xml:space="preserve"> zwiększa produkcje </w:t>
-      </w:r>
-      <w:proofErr w:type="spellStart"/>
-      <w:r>
-        <w:rPr>
-          <w:sz w:val="28"/>
-          <w:szCs w:val="28"/>
-        </w:rPr>
-        <w:t>idle</w:t>
-      </w:r>
-      <w:proofErr w:type="spellEnd"/>
-      <w:r>
-        <w:rPr>
-          <w:sz w:val="28"/>
-          <w:szCs w:val="28"/>
-        </w:rPr>
-        <w:t xml:space="preserve"> do momentu udanego </w:t>
-      </w:r>
-      <w:proofErr w:type="spellStart"/>
-      <w:r>
-        <w:rPr>
-          <w:sz w:val="28"/>
-          <w:szCs w:val="28"/>
-        </w:rPr>
-        <w:t>skill</w:t>
-      </w:r>
-      <w:proofErr w:type="spellEnd"/>
+      <w:r>
+        <w:rPr>
+          <w:sz w:val="28"/>
+          <w:szCs w:val="28"/>
+        </w:rPr>
+        <w:t xml:space="preserve">„Multitasking” </w:t>
+      </w:r>
+      <w:r>
+        <w:rPr>
+          <w:sz w:val="28"/>
+          <w:szCs w:val="28"/>
+        </w:rPr>
+        <w:t>Gracz może robić inne akcje poza klikanie w obiekt</w:t>
+      </w:r>
+    </w:p>
+    <w:p>
+      <w:pPr>
+        <w:jc w:val="both"/>
+        <w:rPr>
+          <w:sz w:val="28"/>
+          <w:szCs w:val="28"/>
+        </w:rPr>
+      </w:pPr>
+      <w:r>
+        <w:rPr>
+          <w:sz w:val="28"/>
+          <w:szCs w:val="28"/>
+        </w:rPr>
+        <w:t>9.</w:t>
+      </w:r>
       <w:r>
         <w:rPr>
           <w:sz w:val="28"/>
@@ -2117,88 +1325,36 @@
         </w:rPr>
         <w:t xml:space="preserve"> </w:t>
       </w:r>
-      <w:proofErr w:type="spellStart"/>
-      <w:proofErr w:type="gramStart"/>
-      <w:r>
-        <w:rPr>
-          <w:sz w:val="28"/>
-          <w:szCs w:val="28"/>
-        </w:rPr>
-        <w:t>checka</w:t>
-      </w:r>
-      <w:proofErr w:type="spellEnd"/>
-      <w:r>
-        <w:rPr>
-          <w:sz w:val="28"/>
-          <w:szCs w:val="28"/>
-        </w:rPr>
-        <w:t>(</w:t>
-      </w:r>
-      <w:proofErr w:type="spellStart"/>
-      <w:proofErr w:type="gramEnd"/>
-      <w:r>
-        <w:rPr>
-          <w:sz w:val="28"/>
-          <w:szCs w:val="28"/>
-        </w:rPr>
-        <w:t>stackuje</w:t>
-      </w:r>
-      <w:proofErr w:type="spellEnd"/>
-      <w:r>
-        <w:rPr>
-          <w:sz w:val="28"/>
-          <w:szCs w:val="28"/>
-        </w:rPr>
-        <w:t xml:space="preserve"> się)</w:t>
-      </w:r>
-    </w:p>
-    <w:p>
-      <w:pPr>
-        <w:jc w:val="both"/>
-        <w:rPr>
-          <w:sz w:val="28"/>
-          <w:szCs w:val="28"/>
-        </w:rPr>
-      </w:pPr>
-      <w:r>
-        <w:rPr>
-          <w:sz w:val="28"/>
-          <w:szCs w:val="28"/>
-        </w:rPr>
-        <w:t xml:space="preserve">5. </w:t>
-      </w:r>
-      <w:r>
-        <w:rPr>
-          <w:sz w:val="28"/>
-          <w:szCs w:val="28"/>
-        </w:rPr>
-        <w:t xml:space="preserve">„One for </w:t>
-      </w:r>
-      <w:proofErr w:type="spellStart"/>
-      <w:r>
-        <w:rPr>
-          <w:sz w:val="28"/>
-          <w:szCs w:val="28"/>
-        </w:rPr>
-        <w:t>Everyone</w:t>
-      </w:r>
-      <w:proofErr w:type="spellEnd"/>
-      <w:r>
-        <w:rPr>
-          <w:sz w:val="28"/>
-          <w:szCs w:val="28"/>
-        </w:rPr>
-        <w:t xml:space="preserve">” Nieudany </w:t>
-      </w:r>
-      <w:proofErr w:type="spellStart"/>
-      <w:r>
-        <w:rPr>
-          <w:sz w:val="28"/>
-          <w:szCs w:val="28"/>
-        </w:rPr>
-        <w:t>skill</w:t>
-      </w:r>
-      <w:proofErr w:type="spellEnd"/>
+      <w:r>
+        <w:rPr>
+          <w:sz w:val="28"/>
+          <w:szCs w:val="28"/>
+        </w:rPr>
+        <w:t xml:space="preserve">„Christmas Bonus” </w:t>
+      </w:r>
+      <w:r>
+        <w:rPr>
+          <w:sz w:val="28"/>
+          <w:szCs w:val="28"/>
+        </w:rPr>
+        <w:t>Bonus aplikuje się do każdej fabryki not in focus</w:t>
+      </w:r>
+    </w:p>
+    <w:p>
+      <w:pPr>
+        <w:jc w:val="both"/>
+        <w:rPr>
+          <w:sz w:val="28"/>
+          <w:szCs w:val="28"/>
+        </w:rPr>
+      </w:pPr>
+      <w:r>
+        <w:rPr>
+          <w:sz w:val="28"/>
+          <w:szCs w:val="28"/>
+        </w:rPr>
+        <w:t>10.</w:t>
+      </w:r>
       <w:r>
         <w:rPr>
           <w:sz w:val="28"/>
@@ -2206,370 +1362,19 @@
         </w:rPr>
         <w:t xml:space="preserve"> </w:t>
       </w:r>
-      <w:proofErr w:type="spellStart"/>
-      <w:r>
-        <w:rPr>
-          <w:sz w:val="28"/>
-          <w:szCs w:val="28"/>
-        </w:rPr>
-        <w:t>check</w:t>
-      </w:r>
-      <w:proofErr w:type="spellEnd"/>
-      <w:r>
-        <w:rPr>
-          <w:sz w:val="28"/>
-          <w:szCs w:val="28"/>
-        </w:rPr>
-        <w:t xml:space="preserve"> zwiększa produkcje wszystkich fabryk</w:t>
-      </w:r>
-    </w:p>
-    <w:p>
-      <w:pPr>
-        <w:jc w:val="both"/>
-        <w:rPr>
-          <w:sz w:val="28"/>
-          <w:szCs w:val="28"/>
-        </w:rPr>
-      </w:pPr>
-      <w:r>
-        <w:rPr>
-          <w:sz w:val="28"/>
-          <w:szCs w:val="28"/>
-        </w:rPr>
-        <w:t>6.</w:t>
-      </w:r>
-      <w:r>
-        <w:rPr>
-          <w:sz w:val="28"/>
-          <w:szCs w:val="28"/>
-        </w:rPr>
-        <w:t xml:space="preserve"> „</w:t>
-      </w:r>
-      <w:proofErr w:type="spellStart"/>
-      <w:r>
-        <w:rPr>
-          <w:sz w:val="28"/>
-          <w:szCs w:val="28"/>
-        </w:rPr>
-        <w:t>What</w:t>
-      </w:r>
-      <w:proofErr w:type="spellEnd"/>
-      <w:r>
-        <w:rPr>
-          <w:sz w:val="28"/>
-          <w:szCs w:val="28"/>
-        </w:rPr>
-        <w:t xml:space="preserve"> </w:t>
-      </w:r>
-      <w:proofErr w:type="spellStart"/>
-      <w:r>
-        <w:rPr>
-          <w:sz w:val="28"/>
-          <w:szCs w:val="28"/>
-        </w:rPr>
-        <w:t>Eyes</w:t>
-      </w:r>
-      <w:proofErr w:type="spellEnd"/>
-      <w:r>
-        <w:rPr>
-          <w:sz w:val="28"/>
-          <w:szCs w:val="28"/>
-        </w:rPr>
-        <w:t xml:space="preserve"> </w:t>
-      </w:r>
-      <w:proofErr w:type="spellStart"/>
-      <w:r>
-        <w:rPr>
-          <w:sz w:val="28"/>
-          <w:szCs w:val="28"/>
-        </w:rPr>
-        <w:t>Don’t</w:t>
-      </w:r>
-      <w:proofErr w:type="spellEnd"/>
-      <w:r>
-        <w:rPr>
-          <w:sz w:val="28"/>
-          <w:szCs w:val="28"/>
-        </w:rPr>
-        <w:t xml:space="preserve"> </w:t>
-      </w:r>
-      <w:proofErr w:type="spellStart"/>
-      <w:r>
-        <w:rPr>
-          <w:sz w:val="28"/>
-          <w:szCs w:val="28"/>
-        </w:rPr>
-        <w:t>See</w:t>
-      </w:r>
-      <w:proofErr w:type="spellEnd"/>
-      <w:r>
-        <w:rPr>
-          <w:sz w:val="28"/>
-          <w:szCs w:val="28"/>
-        </w:rPr>
-        <w:t xml:space="preserve">” Fabryki not in Focus mają większy bonus do produkcji </w:t>
-      </w:r>
-      <w:proofErr w:type="spellStart"/>
-      <w:r>
-        <w:rPr>
-          <w:sz w:val="28"/>
-          <w:szCs w:val="28"/>
-        </w:rPr>
-        <w:t>Idle</w:t>
-      </w:r>
-      <w:proofErr w:type="spellEnd"/>
-      <w:r>
-        <w:rPr>
-          <w:sz w:val="28"/>
-          <w:szCs w:val="28"/>
-        </w:rPr>
-        <w:t xml:space="preserve"> </w:t>
-      </w:r>
-    </w:p>
-    <w:p>
-      <w:pPr>
-        <w:jc w:val="both"/>
-        <w:rPr>
-          <w:sz w:val="28"/>
-          <w:szCs w:val="28"/>
-        </w:rPr>
-      </w:pPr>
-      <w:r>
-        <w:rPr>
-          <w:sz w:val="28"/>
-          <w:szCs w:val="28"/>
-        </w:rPr>
-        <w:t>7.</w:t>
-      </w:r>
-      <w:r>
-        <w:rPr>
-          <w:sz w:val="28"/>
-          <w:szCs w:val="28"/>
-        </w:rPr>
-        <w:t xml:space="preserve"> </w:t>
-      </w:r>
-      <w:r>
-        <w:rPr>
-          <w:sz w:val="28"/>
-          <w:szCs w:val="28"/>
-        </w:rPr>
-        <w:t>„</w:t>
-      </w:r>
-      <w:proofErr w:type="spellStart"/>
-      <w:r>
-        <w:rPr>
-          <w:sz w:val="28"/>
-          <w:szCs w:val="28"/>
-        </w:rPr>
-        <w:t>Passive</w:t>
-      </w:r>
-      <w:proofErr w:type="spellEnd"/>
-      <w:r>
-        <w:rPr>
-          <w:sz w:val="28"/>
-          <w:szCs w:val="28"/>
-        </w:rPr>
-        <w:t xml:space="preserve"> </w:t>
-      </w:r>
-      <w:proofErr w:type="spellStart"/>
-      <w:r>
-        <w:rPr>
-          <w:sz w:val="28"/>
-          <w:szCs w:val="28"/>
-        </w:rPr>
-        <w:t>Agressive</w:t>
-      </w:r>
-      <w:proofErr w:type="spellEnd"/>
-      <w:r>
-        <w:rPr>
-          <w:sz w:val="28"/>
-          <w:szCs w:val="28"/>
-        </w:rPr>
-        <w:t xml:space="preserve">” </w:t>
-      </w:r>
-      <w:r>
-        <w:rPr>
-          <w:sz w:val="28"/>
-          <w:szCs w:val="28"/>
-        </w:rPr>
-        <w:t>Im dłużej gracz nie wykona akcji myszką tym więcej punktów zacznie się naliczać</w:t>
-      </w:r>
-    </w:p>
-    <w:p>
-      <w:pPr>
-        <w:jc w:val="both"/>
-        <w:rPr>
-          <w:sz w:val="28"/>
-          <w:szCs w:val="28"/>
-        </w:rPr>
-      </w:pPr>
-      <w:r>
-        <w:rPr>
-          <w:sz w:val="28"/>
-          <w:szCs w:val="28"/>
-        </w:rPr>
-        <w:t>8.</w:t>
-      </w:r>
-      <w:r>
-        <w:rPr>
-          <w:sz w:val="28"/>
-          <w:szCs w:val="28"/>
-        </w:rPr>
-        <w:t xml:space="preserve"> </w:t>
-      </w:r>
-      <w:r>
-        <w:rPr>
-          <w:sz w:val="28"/>
-          <w:szCs w:val="28"/>
-        </w:rPr>
-        <w:t xml:space="preserve">„Multitasking” </w:t>
-      </w:r>
-      <w:r>
-        <w:rPr>
-          <w:sz w:val="28"/>
-          <w:szCs w:val="28"/>
-        </w:rPr>
-        <w:t>Gracz może robić inne akcje poza klikanie w obiekt</w:t>
-      </w:r>
-    </w:p>
-    <w:p>
-      <w:pPr>
-        <w:jc w:val="both"/>
-        <w:rPr>
-          <w:sz w:val="28"/>
-          <w:szCs w:val="28"/>
-        </w:rPr>
-      </w:pPr>
-      <w:r>
-        <w:rPr>
-          <w:sz w:val="28"/>
-          <w:szCs w:val="28"/>
-        </w:rPr>
-        <w:t>9.</w:t>
-      </w:r>
-      <w:r>
-        <w:rPr>
-          <w:sz w:val="28"/>
-          <w:szCs w:val="28"/>
-        </w:rPr>
-        <w:t xml:space="preserve"> </w:t>
-      </w:r>
-      <w:r>
-        <w:rPr>
-          <w:sz w:val="28"/>
-          <w:szCs w:val="28"/>
-        </w:rPr>
-        <w:t>„</w:t>
-      </w:r>
-      <w:proofErr w:type="spellStart"/>
-      <w:r>
-        <w:rPr>
-          <w:sz w:val="28"/>
-          <w:szCs w:val="28"/>
-        </w:rPr>
-        <w:t>Christmas</w:t>
-      </w:r>
-      <w:proofErr w:type="spellEnd"/>
-      <w:r>
-        <w:rPr>
-          <w:sz w:val="28"/>
-          <w:szCs w:val="28"/>
-        </w:rPr>
-        <w:t xml:space="preserve"> Bonus” </w:t>
-      </w:r>
-      <w:r>
-        <w:rPr>
-          <w:sz w:val="28"/>
-          <w:szCs w:val="28"/>
-        </w:rPr>
-        <w:t xml:space="preserve">Bonus aplikuje się do każdej fabryki not in </w:t>
-      </w:r>
-      <w:proofErr w:type="spellStart"/>
-      <w:r>
-        <w:rPr>
-          <w:sz w:val="28"/>
-          <w:szCs w:val="28"/>
-        </w:rPr>
-        <w:t>focus</w:t>
-      </w:r>
-      <w:proofErr w:type="spellEnd"/>
-    </w:p>
-    <w:p>
-      <w:pPr>
-        <w:jc w:val="both"/>
-        <w:rPr>
-          <w:sz w:val="28"/>
-          <w:szCs w:val="28"/>
-        </w:rPr>
-      </w:pPr>
-      <w:r>
-        <w:rPr>
-          <w:sz w:val="28"/>
-          <w:szCs w:val="28"/>
-        </w:rPr>
-        <w:t>10.</w:t>
-      </w:r>
-      <w:r>
-        <w:rPr>
-          <w:sz w:val="28"/>
-          <w:szCs w:val="28"/>
-        </w:rPr>
-        <w:t xml:space="preserve"> </w:t>
-      </w:r>
-      <w:r>
-        <w:rPr>
-          <w:sz w:val="28"/>
-          <w:szCs w:val="28"/>
-        </w:rPr>
-        <w:t>„</w:t>
-      </w:r>
-      <w:proofErr w:type="spellStart"/>
-      <w:r>
-        <w:rPr>
-          <w:sz w:val="28"/>
-          <w:szCs w:val="28"/>
-        </w:rPr>
-        <w:t>Hungry</w:t>
-      </w:r>
-      <w:proofErr w:type="spellEnd"/>
-      <w:r>
-        <w:rPr>
-          <w:sz w:val="28"/>
-          <w:szCs w:val="28"/>
-        </w:rPr>
-        <w:t xml:space="preserve"> Wolf” </w:t>
-      </w:r>
-      <w:r>
-        <w:rPr>
-          <w:sz w:val="28"/>
-          <w:szCs w:val="28"/>
-        </w:rPr>
-        <w:t xml:space="preserve">Bonus zależy od ilość posiadanych już </w:t>
-      </w:r>
-      <w:proofErr w:type="spellStart"/>
-      <w:proofErr w:type="gramStart"/>
-      <w:r>
-        <w:rPr>
-          <w:sz w:val="28"/>
-          <w:szCs w:val="28"/>
-        </w:rPr>
-        <w:t>puntków</w:t>
-      </w:r>
-      <w:proofErr w:type="spellEnd"/>
-      <w:r>
-        <w:rPr>
-          <w:sz w:val="28"/>
-          <w:szCs w:val="28"/>
-        </w:rPr>
-        <w:t>(</w:t>
-      </w:r>
-      <w:proofErr w:type="gramEnd"/>
-      <w:r>
-        <w:rPr>
-          <w:sz w:val="28"/>
-          <w:szCs w:val="28"/>
-        </w:rPr>
-        <w:t>im mniej tym większy bonus)</w:t>
+      <w:r>
+        <w:rPr>
+          <w:sz w:val="28"/>
+          <w:szCs w:val="28"/>
+        </w:rPr>
+        <w:t xml:space="preserve">„Hungry Wolf” </w:t>
+      </w:r>
+      <w:r>
+        <w:rPr>
+          <w:sz w:val="28"/>
+          <w:szCs w:val="28"/>
+        </w:rPr>
+        <w:t>Bonus zależy od ilość posiadanych już puntków(im mniej tym większy bonus)</w:t>
       </w:r>
     </w:p>
     <w:p>
@@ -2764,33 +1569,8 @@
           <w:sz w:val="28"/>
           <w:szCs w:val="28"/>
         </w:rPr>
-        <w:t xml:space="preserve">Jack of </w:t>
-      </w:r>
-      <w:proofErr w:type="spellStart"/>
-      <w:r>
-        <w:rPr>
-          <w:sz w:val="28"/>
-          <w:szCs w:val="28"/>
-        </w:rPr>
-        <w:t>all</w:t>
-      </w:r>
-      <w:proofErr w:type="spellEnd"/>
-      <w:r>
-        <w:rPr>
-          <w:sz w:val="28"/>
-          <w:szCs w:val="28"/>
-        </w:rPr>
-        <w:t xml:space="preserve"> </w:t>
-      </w:r>
-      <w:proofErr w:type="spellStart"/>
-      <w:r>
-        <w:rPr>
-          <w:sz w:val="28"/>
-          <w:szCs w:val="28"/>
-        </w:rPr>
-        <w:t>Clicks</w:t>
-      </w:r>
-      <w:proofErr w:type="spellEnd"/>
+        <w:t>Jack of all Clicks</w:t>
+      </w:r>
       <w:r>
         <w:rPr>
           <w:sz w:val="28"/>
@@ -2819,23 +1599,7 @@
           <w:sz w:val="28"/>
           <w:szCs w:val="28"/>
         </w:rPr>
-        <w:t xml:space="preserve"> „</w:t>
-      </w:r>
-      <w:proofErr w:type="spellStart"/>
-      <w:r>
-        <w:rPr>
-          <w:sz w:val="28"/>
-          <w:szCs w:val="28"/>
-        </w:rPr>
-        <w:t>Shark</w:t>
-      </w:r>
-      <w:proofErr w:type="spellEnd"/>
-      <w:r>
-        <w:rPr>
-          <w:sz w:val="28"/>
-          <w:szCs w:val="28"/>
-        </w:rPr>
-        <w:t>”</w:t>
+        <w:t xml:space="preserve"> „Shark”</w:t>
       </w:r>
       <w:r>
         <w:rPr>
@@ -2865,17 +1629,195 @@
           <w:sz w:val="28"/>
           <w:szCs w:val="28"/>
         </w:rPr>
-        <w:t xml:space="preserve">„Marketplace </w:t>
-      </w:r>
-      <w:proofErr w:type="spellStart"/>
-      <w:r>
-        <w:rPr>
-          <w:sz w:val="28"/>
-          <w:szCs w:val="28"/>
-        </w:rPr>
-        <w:t>Genius</w:t>
-      </w:r>
-      <w:proofErr w:type="spellEnd"/>
+        <w:t xml:space="preserve">„Marketplace Genius” </w:t>
+      </w:r>
+      <w:r>
+        <w:rPr>
+          <w:sz w:val="28"/>
+          <w:szCs w:val="28"/>
+        </w:rPr>
+        <w:t>Udany skill check chwilowo podwyższa ceny sprzedaży w sklepie</w:t>
+      </w:r>
+    </w:p>
+    <w:p>
+      <w:pPr>
+        <w:jc w:val="both"/>
+        <w:rPr>
+          <w:sz w:val="28"/>
+          <w:szCs w:val="28"/>
+        </w:rPr>
+      </w:pPr>
+      <w:r>
+        <w:rPr>
+          <w:sz w:val="28"/>
+          <w:szCs w:val="28"/>
+        </w:rPr>
+        <w:t xml:space="preserve">3. </w:t>
+      </w:r>
+      <w:r>
+        <w:rPr>
+          <w:sz w:val="28"/>
+          <w:szCs w:val="28"/>
+        </w:rPr>
+        <w:t xml:space="preserve">„Hard Worker” </w:t>
+      </w:r>
+      <w:r>
+        <w:rPr>
+          <w:sz w:val="28"/>
+          <w:szCs w:val="28"/>
+        </w:rPr>
+        <w:t>Im więcej udanych skill checków tym ceny będą wyższe</w:t>
+      </w:r>
+    </w:p>
+    <w:p>
+      <w:pPr>
+        <w:jc w:val="both"/>
+        <w:rPr>
+          <w:sz w:val="28"/>
+          <w:szCs w:val="28"/>
+        </w:rPr>
+      </w:pPr>
+      <w:r>
+        <w:rPr>
+          <w:sz w:val="28"/>
+          <w:szCs w:val="28"/>
+        </w:rPr>
+        <w:t xml:space="preserve">4. </w:t>
+      </w:r>
+      <w:r>
+        <w:rPr>
+          <w:sz w:val="28"/>
+          <w:szCs w:val="28"/>
+        </w:rPr>
+        <w:t xml:space="preserve">„Addict” </w:t>
+      </w:r>
+      <w:r>
+        <w:rPr>
+          <w:sz w:val="28"/>
+          <w:szCs w:val="28"/>
+        </w:rPr>
+        <w:t>Potki mają zwiększoną skuteczność</w:t>
+      </w:r>
+    </w:p>
+    <w:p>
+      <w:pPr>
+        <w:jc w:val="both"/>
+        <w:rPr>
+          <w:sz w:val="28"/>
+          <w:szCs w:val="28"/>
+        </w:rPr>
+      </w:pPr>
+      <w:r>
+        <w:rPr>
+          <w:sz w:val="28"/>
+          <w:szCs w:val="28"/>
+        </w:rPr>
+        <w:t xml:space="preserve">5. </w:t>
+      </w:r>
+      <w:r>
+        <w:rPr>
+          <w:sz w:val="28"/>
+          <w:szCs w:val="28"/>
+        </w:rPr>
+        <w:t xml:space="preserve">„Death Dose” </w:t>
+      </w:r>
+      <w:r>
+        <w:rPr>
+          <w:sz w:val="28"/>
+          <w:szCs w:val="28"/>
+        </w:rPr>
+        <w:t>Efekty potek się stakują</w:t>
+      </w:r>
+    </w:p>
+    <w:p>
+      <w:pPr>
+        <w:jc w:val="both"/>
+        <w:rPr>
+          <w:sz w:val="28"/>
+          <w:szCs w:val="28"/>
+        </w:rPr>
+      </w:pPr>
+      <w:r>
+        <w:rPr>
+          <w:sz w:val="28"/>
+          <w:szCs w:val="28"/>
+        </w:rPr>
+        <w:t xml:space="preserve">6.  </w:t>
+      </w:r>
+      <w:r>
+        <w:rPr>
+          <w:sz w:val="28"/>
+          <w:szCs w:val="28"/>
+        </w:rPr>
+        <w:t xml:space="preserve">„Lucky Bastard” </w:t>
+      </w:r>
+      <w:r>
+        <w:rPr>
+          <w:sz w:val="28"/>
+          <w:szCs w:val="28"/>
+        </w:rPr>
+        <w:t>Nieudany skill check daje możliwość zdobycia jednej losowej potki</w:t>
+      </w:r>
+    </w:p>
+    <w:p>
+      <w:pPr>
+        <w:jc w:val="both"/>
+        <w:rPr>
+          <w:sz w:val="28"/>
+          <w:szCs w:val="28"/>
+        </w:rPr>
+      </w:pPr>
+      <w:r>
+        <w:rPr>
+          <w:sz w:val="28"/>
+          <w:szCs w:val="28"/>
+        </w:rPr>
+        <w:t xml:space="preserve">7. </w:t>
+      </w:r>
+      <w:r>
+        <w:rPr>
+          <w:sz w:val="28"/>
+          <w:szCs w:val="28"/>
+        </w:rPr>
+        <w:t xml:space="preserve"> „Just Bastard” </w:t>
+      </w:r>
+      <w:r>
+        <w:rPr>
+          <w:sz w:val="28"/>
+          <w:szCs w:val="28"/>
+        </w:rPr>
+        <w:t>Nieudany skill check gwarantuje zdobycie jednej losowej potki</w:t>
+      </w:r>
+    </w:p>
+    <w:p>
+      <w:pPr>
+        <w:jc w:val="both"/>
+        <w:rPr>
+          <w:sz w:val="28"/>
+          <w:szCs w:val="28"/>
+        </w:rPr>
+      </w:pPr>
+      <w:r>
+        <w:rPr>
+          <w:sz w:val="28"/>
+          <w:szCs w:val="28"/>
+        </w:rPr>
+        <w:t xml:space="preserve">8. </w:t>
+      </w:r>
+      <w:r>
+        <w:rPr>
+          <w:sz w:val="28"/>
+          <w:szCs w:val="28"/>
+        </w:rPr>
+        <w:t>„Fail</w:t>
+      </w:r>
+      <w:r>
+        <w:rPr>
+          <w:sz w:val="28"/>
+          <w:szCs w:val="28"/>
+        </w:rPr>
+        <w:t xml:space="preserve"> To Win</w:t>
+      </w:r>
       <w:r>
         <w:rPr>
           <w:sz w:val="28"/>
@@ -2888,547 +1830,24 @@
           <w:sz w:val="28"/>
           <w:szCs w:val="28"/>
         </w:rPr>
-        <w:t xml:space="preserve">Udany </w:t>
-      </w:r>
-      <w:proofErr w:type="spellStart"/>
-      <w:r>
-        <w:rPr>
-          <w:sz w:val="28"/>
-          <w:szCs w:val="28"/>
-        </w:rPr>
-        <w:t>skill</w:t>
-      </w:r>
-      <w:proofErr w:type="spellEnd"/>
-      <w:r>
-        <w:rPr>
-          <w:sz w:val="28"/>
-          <w:szCs w:val="28"/>
-        </w:rPr>
-        <w:t xml:space="preserve"> </w:t>
-      </w:r>
-      <w:proofErr w:type="spellStart"/>
-      <w:r>
-        <w:rPr>
-          <w:sz w:val="28"/>
-          <w:szCs w:val="28"/>
-        </w:rPr>
-        <w:t>check</w:t>
-      </w:r>
-      <w:proofErr w:type="spellEnd"/>
-      <w:r>
-        <w:rPr>
-          <w:sz w:val="28"/>
-          <w:szCs w:val="28"/>
-        </w:rPr>
-        <w:t xml:space="preserve"> chwilowo podwyższa ceny sprzedaży w sklepie</w:t>
-      </w:r>
-    </w:p>
-    <w:p>
-      <w:pPr>
-        <w:jc w:val="both"/>
-        <w:rPr>
-          <w:sz w:val="28"/>
-          <w:szCs w:val="28"/>
-        </w:rPr>
-      </w:pPr>
-      <w:r>
-        <w:rPr>
-          <w:sz w:val="28"/>
-          <w:szCs w:val="28"/>
-        </w:rPr>
-        <w:t xml:space="preserve">3. </w:t>
-      </w:r>
-      <w:r>
-        <w:rPr>
-          <w:sz w:val="28"/>
-          <w:szCs w:val="28"/>
-        </w:rPr>
-        <w:t xml:space="preserve">„Hard </w:t>
-      </w:r>
-      <w:proofErr w:type="spellStart"/>
-      <w:r>
-        <w:rPr>
-          <w:sz w:val="28"/>
-          <w:szCs w:val="28"/>
-        </w:rPr>
-        <w:t>Worker</w:t>
-      </w:r>
-      <w:proofErr w:type="spellEnd"/>
-      <w:r>
-        <w:rPr>
-          <w:sz w:val="28"/>
-          <w:szCs w:val="28"/>
-        </w:rPr>
-        <w:t xml:space="preserve">” </w:t>
-      </w:r>
-      <w:r>
-        <w:rPr>
-          <w:sz w:val="28"/>
-          <w:szCs w:val="28"/>
-        </w:rPr>
-        <w:t xml:space="preserve">Im więcej udanych </w:t>
-      </w:r>
-      <w:proofErr w:type="spellStart"/>
-      <w:r>
-        <w:rPr>
-          <w:sz w:val="28"/>
-          <w:szCs w:val="28"/>
-        </w:rPr>
-        <w:t>skill</w:t>
-      </w:r>
-      <w:proofErr w:type="spellEnd"/>
-      <w:r>
-        <w:rPr>
-          <w:sz w:val="28"/>
-          <w:szCs w:val="28"/>
-        </w:rPr>
-        <w:t xml:space="preserve"> </w:t>
-      </w:r>
-      <w:proofErr w:type="spellStart"/>
-      <w:r>
-        <w:rPr>
-          <w:sz w:val="28"/>
-          <w:szCs w:val="28"/>
-        </w:rPr>
-        <w:t>checków</w:t>
-      </w:r>
-      <w:proofErr w:type="spellEnd"/>
-      <w:r>
-        <w:rPr>
-          <w:sz w:val="28"/>
-          <w:szCs w:val="28"/>
-        </w:rPr>
-        <w:t xml:space="preserve"> tym ceny będą wyższe</w:t>
-      </w:r>
-    </w:p>
-    <w:p>
-      <w:pPr>
-        <w:jc w:val="both"/>
-        <w:rPr>
-          <w:sz w:val="28"/>
-          <w:szCs w:val="28"/>
-        </w:rPr>
-      </w:pPr>
-      <w:r>
-        <w:rPr>
-          <w:sz w:val="28"/>
-          <w:szCs w:val="28"/>
-        </w:rPr>
-        <w:t xml:space="preserve">4. </w:t>
-      </w:r>
-      <w:r>
-        <w:rPr>
-          <w:sz w:val="28"/>
-          <w:szCs w:val="28"/>
-        </w:rPr>
-        <w:t>„</w:t>
-      </w:r>
-      <w:proofErr w:type="spellStart"/>
-      <w:r>
-        <w:rPr>
-          <w:sz w:val="28"/>
-          <w:szCs w:val="28"/>
-        </w:rPr>
-        <w:t>Addict</w:t>
-      </w:r>
-      <w:proofErr w:type="spellEnd"/>
-      <w:r>
-        <w:rPr>
-          <w:sz w:val="28"/>
-          <w:szCs w:val="28"/>
-        </w:rPr>
-        <w:t xml:space="preserve">” </w:t>
-      </w:r>
-      <w:proofErr w:type="spellStart"/>
-      <w:r>
-        <w:rPr>
-          <w:sz w:val="28"/>
-          <w:szCs w:val="28"/>
-        </w:rPr>
-        <w:t>Potki</w:t>
-      </w:r>
-      <w:proofErr w:type="spellEnd"/>
-      <w:r>
-        <w:rPr>
-          <w:sz w:val="28"/>
-          <w:szCs w:val="28"/>
-        </w:rPr>
-        <w:t xml:space="preserve"> mają zwiększoną skuteczność</w:t>
-      </w:r>
-    </w:p>
-    <w:p>
-      <w:pPr>
-        <w:jc w:val="both"/>
-        <w:rPr>
-          <w:sz w:val="28"/>
-          <w:szCs w:val="28"/>
-        </w:rPr>
-      </w:pPr>
-      <w:r>
-        <w:rPr>
-          <w:sz w:val="28"/>
-          <w:szCs w:val="28"/>
-        </w:rPr>
-        <w:t xml:space="preserve">5. </w:t>
-      </w:r>
-      <w:r>
-        <w:rPr>
-          <w:sz w:val="28"/>
-          <w:szCs w:val="28"/>
-        </w:rPr>
-        <w:t>„</w:t>
-      </w:r>
-      <w:proofErr w:type="spellStart"/>
-      <w:r>
-        <w:rPr>
-          <w:sz w:val="28"/>
-          <w:szCs w:val="28"/>
-        </w:rPr>
-        <w:t>Death</w:t>
-      </w:r>
-      <w:proofErr w:type="spellEnd"/>
-      <w:r>
-        <w:rPr>
-          <w:sz w:val="28"/>
-          <w:szCs w:val="28"/>
-        </w:rPr>
-        <w:t xml:space="preserve"> </w:t>
-      </w:r>
-      <w:proofErr w:type="spellStart"/>
-      <w:r>
-        <w:rPr>
-          <w:sz w:val="28"/>
-          <w:szCs w:val="28"/>
-        </w:rPr>
-        <w:t>Dose</w:t>
-      </w:r>
-      <w:proofErr w:type="spellEnd"/>
-      <w:r>
-        <w:rPr>
-          <w:sz w:val="28"/>
-          <w:szCs w:val="28"/>
-        </w:rPr>
-        <w:t xml:space="preserve">” </w:t>
-      </w:r>
-      <w:r>
-        <w:rPr>
-          <w:sz w:val="28"/>
-          <w:szCs w:val="28"/>
-        </w:rPr>
-        <w:t xml:space="preserve">Efekty </w:t>
-      </w:r>
-      <w:proofErr w:type="spellStart"/>
-      <w:r>
-        <w:rPr>
-          <w:sz w:val="28"/>
-          <w:szCs w:val="28"/>
-        </w:rPr>
-        <w:t>potek</w:t>
-      </w:r>
-      <w:proofErr w:type="spellEnd"/>
-      <w:r>
-        <w:rPr>
-          <w:sz w:val="28"/>
-          <w:szCs w:val="28"/>
-        </w:rPr>
-        <w:t xml:space="preserve"> się </w:t>
-      </w:r>
-      <w:proofErr w:type="spellStart"/>
-      <w:r>
-        <w:rPr>
-          <w:sz w:val="28"/>
-          <w:szCs w:val="28"/>
-        </w:rPr>
-        <w:t>stakują</w:t>
-      </w:r>
-      <w:proofErr w:type="spellEnd"/>
-    </w:p>
-    <w:p>
-      <w:pPr>
-        <w:jc w:val="both"/>
-        <w:rPr>
-          <w:sz w:val="28"/>
-          <w:szCs w:val="28"/>
-        </w:rPr>
-      </w:pPr>
-      <w:proofErr w:type="gramStart"/>
-      <w:r>
-        <w:rPr>
-          <w:sz w:val="28"/>
-          <w:szCs w:val="28"/>
-        </w:rPr>
-        <w:t xml:space="preserve">6.  </w:t>
-      </w:r>
-      <w:r>
-        <w:rPr>
-          <w:sz w:val="28"/>
-          <w:szCs w:val="28"/>
-        </w:rPr>
-        <w:t>„</w:t>
-      </w:r>
-      <w:proofErr w:type="spellStart"/>
-      <w:proofErr w:type="gramEnd"/>
-      <w:r>
-        <w:rPr>
-          <w:sz w:val="28"/>
-          <w:szCs w:val="28"/>
-        </w:rPr>
-        <w:t>Lucky</w:t>
-      </w:r>
-      <w:proofErr w:type="spellEnd"/>
-      <w:r>
-        <w:rPr>
-          <w:sz w:val="28"/>
-          <w:szCs w:val="28"/>
-        </w:rPr>
-        <w:t xml:space="preserve"> Bastard” </w:t>
-      </w:r>
-      <w:r>
-        <w:rPr>
-          <w:sz w:val="28"/>
-          <w:szCs w:val="28"/>
-        </w:rPr>
-        <w:t xml:space="preserve">Nieudany </w:t>
-      </w:r>
-      <w:proofErr w:type="spellStart"/>
-      <w:r>
-        <w:rPr>
-          <w:sz w:val="28"/>
-          <w:szCs w:val="28"/>
-        </w:rPr>
-        <w:t>skill</w:t>
-      </w:r>
-      <w:proofErr w:type="spellEnd"/>
-      <w:r>
-        <w:rPr>
-          <w:sz w:val="28"/>
-          <w:szCs w:val="28"/>
-        </w:rPr>
-        <w:t xml:space="preserve"> </w:t>
-      </w:r>
-      <w:proofErr w:type="spellStart"/>
-      <w:r>
-        <w:rPr>
-          <w:sz w:val="28"/>
-          <w:szCs w:val="28"/>
-        </w:rPr>
-        <w:t>check</w:t>
-      </w:r>
-      <w:proofErr w:type="spellEnd"/>
-      <w:r>
-        <w:rPr>
-          <w:sz w:val="28"/>
-          <w:szCs w:val="28"/>
-        </w:rPr>
-        <w:t xml:space="preserve"> daje możliwość zdobycia jednej losowej </w:t>
-      </w:r>
-      <w:proofErr w:type="spellStart"/>
-      <w:r>
-        <w:rPr>
-          <w:sz w:val="28"/>
-          <w:szCs w:val="28"/>
-        </w:rPr>
-        <w:t>potki</w:t>
-      </w:r>
-      <w:proofErr w:type="spellEnd"/>
-    </w:p>
-    <w:p>
-      <w:pPr>
-        <w:jc w:val="both"/>
-        <w:rPr>
-          <w:sz w:val="28"/>
-          <w:szCs w:val="28"/>
-        </w:rPr>
-      </w:pPr>
-      <w:proofErr w:type="gramStart"/>
-      <w:r>
-        <w:rPr>
-          <w:sz w:val="28"/>
-          <w:szCs w:val="28"/>
-        </w:rPr>
-        <w:t xml:space="preserve">7. </w:t>
-      </w:r>
-      <w:r>
-        <w:rPr>
-          <w:sz w:val="28"/>
-          <w:szCs w:val="28"/>
-        </w:rPr>
-        <w:t xml:space="preserve"> „</w:t>
-      </w:r>
-      <w:proofErr w:type="gramEnd"/>
-      <w:r>
-        <w:rPr>
-          <w:sz w:val="28"/>
-          <w:szCs w:val="28"/>
-        </w:rPr>
-        <w:t xml:space="preserve">Just Bastard” </w:t>
-      </w:r>
-      <w:r>
-        <w:rPr>
-          <w:sz w:val="28"/>
-          <w:szCs w:val="28"/>
-        </w:rPr>
-        <w:t xml:space="preserve">Nieudany </w:t>
-      </w:r>
-      <w:proofErr w:type="spellStart"/>
-      <w:r>
-        <w:rPr>
-          <w:sz w:val="28"/>
-          <w:szCs w:val="28"/>
-        </w:rPr>
-        <w:t>skill</w:t>
-      </w:r>
-      <w:proofErr w:type="spellEnd"/>
-      <w:r>
-        <w:rPr>
-          <w:sz w:val="28"/>
-          <w:szCs w:val="28"/>
-        </w:rPr>
-        <w:t xml:space="preserve"> </w:t>
-      </w:r>
-      <w:proofErr w:type="spellStart"/>
-      <w:r>
-        <w:rPr>
-          <w:sz w:val="28"/>
-          <w:szCs w:val="28"/>
-        </w:rPr>
-        <w:t>check</w:t>
-      </w:r>
-      <w:proofErr w:type="spellEnd"/>
-      <w:r>
-        <w:rPr>
-          <w:sz w:val="28"/>
-          <w:szCs w:val="28"/>
-        </w:rPr>
-        <w:t xml:space="preserve"> gwarantuje zdobycie jednej losowej </w:t>
-      </w:r>
-      <w:proofErr w:type="spellStart"/>
-      <w:r>
-        <w:rPr>
-          <w:sz w:val="28"/>
-          <w:szCs w:val="28"/>
-        </w:rPr>
-        <w:t>potki</w:t>
-      </w:r>
-      <w:proofErr w:type="spellEnd"/>
-    </w:p>
-    <w:p>
-      <w:pPr>
-        <w:jc w:val="both"/>
-        <w:rPr>
-          <w:sz w:val="28"/>
-          <w:szCs w:val="28"/>
-        </w:rPr>
-      </w:pPr>
-      <w:r>
-        <w:rPr>
-          <w:sz w:val="28"/>
-          <w:szCs w:val="28"/>
-        </w:rPr>
-        <w:t xml:space="preserve">8. </w:t>
-      </w:r>
-      <w:r>
-        <w:rPr>
-          <w:sz w:val="28"/>
-          <w:szCs w:val="28"/>
-        </w:rPr>
-        <w:t>„</w:t>
-      </w:r>
-      <w:proofErr w:type="spellStart"/>
-      <w:r>
-        <w:rPr>
-          <w:sz w:val="28"/>
-          <w:szCs w:val="28"/>
-        </w:rPr>
-        <w:t>Fail</w:t>
-      </w:r>
-      <w:proofErr w:type="spellEnd"/>
-      <w:r>
-        <w:rPr>
-          <w:sz w:val="28"/>
-          <w:szCs w:val="28"/>
-        </w:rPr>
-        <w:t xml:space="preserve"> To Win</w:t>
-      </w:r>
-      <w:r>
-        <w:rPr>
-          <w:sz w:val="28"/>
-          <w:szCs w:val="28"/>
-        </w:rPr>
-        <w:t xml:space="preserve">” </w:t>
-      </w:r>
-      <w:r>
-        <w:rPr>
-          <w:sz w:val="28"/>
-          <w:szCs w:val="28"/>
-        </w:rPr>
-        <w:t xml:space="preserve">Nieudany </w:t>
-      </w:r>
-      <w:proofErr w:type="spellStart"/>
-      <w:r>
-        <w:rPr>
-          <w:sz w:val="28"/>
-          <w:szCs w:val="28"/>
-        </w:rPr>
-        <w:t>skill</w:t>
-      </w:r>
-      <w:proofErr w:type="spellEnd"/>
-      <w:r>
-        <w:rPr>
-          <w:sz w:val="28"/>
-          <w:szCs w:val="28"/>
-        </w:rPr>
-        <w:t xml:space="preserve"> </w:t>
-      </w:r>
-      <w:proofErr w:type="spellStart"/>
-      <w:r>
-        <w:rPr>
-          <w:sz w:val="28"/>
-          <w:szCs w:val="28"/>
-        </w:rPr>
-        <w:t>check</w:t>
-      </w:r>
-      <w:proofErr w:type="spellEnd"/>
-      <w:r>
-        <w:rPr>
-          <w:sz w:val="28"/>
-          <w:szCs w:val="28"/>
-        </w:rPr>
-        <w:t xml:space="preserve"> </w:t>
-      </w:r>
-      <w:r>
-        <w:rPr>
-          <w:sz w:val="28"/>
-          <w:szCs w:val="28"/>
-        </w:rPr>
-        <w:t xml:space="preserve">zwiększa chwilowo przyrost </w:t>
-      </w:r>
-      <w:proofErr w:type="spellStart"/>
-      <w:r>
-        <w:rPr>
-          <w:sz w:val="28"/>
-          <w:szCs w:val="28"/>
-        </w:rPr>
-        <w:t>exp</w:t>
-      </w:r>
-      <w:proofErr w:type="spellEnd"/>
-      <w:r>
-        <w:rPr>
-          <w:sz w:val="28"/>
-          <w:szCs w:val="28"/>
-        </w:rPr>
-        <w:t xml:space="preserve"> z akcji</w:t>
-      </w:r>
-    </w:p>
-    <w:p>
-      <w:pPr>
-        <w:jc w:val="both"/>
-        <w:rPr>
-          <w:sz w:val="28"/>
-          <w:szCs w:val="28"/>
-        </w:rPr>
-      </w:pPr>
-      <w:proofErr w:type="gramStart"/>
+        <w:t xml:space="preserve">Nieudany skill check </w:t>
+      </w:r>
+      <w:r>
+        <w:rPr>
+          <w:sz w:val="28"/>
+          <w:szCs w:val="28"/>
+        </w:rPr>
+        <w:t>zwiększa chwilowo przyrost exp z akcji</w:t>
+      </w:r>
+    </w:p>
+    <w:p>
+      <w:pPr>
+        <w:jc w:val="both"/>
+        <w:rPr>
+          <w:sz w:val="28"/>
+          <w:szCs w:val="28"/>
+        </w:rPr>
+      </w:pPr>
       <w:r>
         <w:rPr>
           <w:sz w:val="28"/>
@@ -3443,70 +1862,19 @@
         </w:rPr>
         <w:t xml:space="preserve">  „</w:t>
       </w:r>
-      <w:proofErr w:type="spellStart"/>
-      <w:proofErr w:type="gramEnd"/>
-      <w:r>
-        <w:rPr>
-          <w:sz w:val="28"/>
-          <w:szCs w:val="28"/>
-        </w:rPr>
-        <w:t>Failure</w:t>
-      </w:r>
-      <w:proofErr w:type="spellEnd"/>
-      <w:r>
-        <w:rPr>
-          <w:sz w:val="28"/>
-          <w:szCs w:val="28"/>
-        </w:rPr>
-        <w:t xml:space="preserve"> </w:t>
-      </w:r>
-      <w:proofErr w:type="spellStart"/>
-      <w:r>
-        <w:rPr>
-          <w:sz w:val="28"/>
-          <w:szCs w:val="28"/>
-        </w:rPr>
-        <w:t>Grind</w:t>
-      </w:r>
-      <w:proofErr w:type="spellEnd"/>
-      <w:r>
-        <w:rPr>
-          <w:sz w:val="28"/>
-          <w:szCs w:val="28"/>
-        </w:rPr>
-        <w:t xml:space="preserve">” im więcej nieudanych </w:t>
-      </w:r>
-      <w:proofErr w:type="spellStart"/>
-      <w:r>
-        <w:rPr>
-          <w:sz w:val="28"/>
-          <w:szCs w:val="28"/>
-        </w:rPr>
-        <w:t>skill</w:t>
-      </w:r>
-      <w:proofErr w:type="spellEnd"/>
-      <w:r>
-        <w:rPr>
-          <w:sz w:val="28"/>
-          <w:szCs w:val="28"/>
-        </w:rPr>
-        <w:t xml:space="preserve"> </w:t>
-      </w:r>
-      <w:proofErr w:type="spellStart"/>
-      <w:r>
-        <w:rPr>
-          <w:sz w:val="28"/>
-          <w:szCs w:val="28"/>
-        </w:rPr>
-        <w:t>checków</w:t>
-      </w:r>
-      <w:proofErr w:type="spellEnd"/>
-      <w:r>
-        <w:rPr>
-          <w:sz w:val="28"/>
-          <w:szCs w:val="28"/>
-        </w:rPr>
-        <w:t xml:space="preserve"> tym bonus jest większy</w:t>
+      <w:r>
+        <w:rPr>
+          <w:sz w:val="28"/>
+          <w:szCs w:val="28"/>
+        </w:rPr>
+        <w:t>Failure Grind</w:t>
+      </w:r>
+      <w:r>
+        <w:rPr>
+          <w:sz w:val="28"/>
+          <w:szCs w:val="28"/>
+        </w:rPr>
+        <w:t>” im więcej nieudanych skill checków tym bonus jest większy</w:t>
       </w:r>
     </w:p>
     <w:p>
@@ -3585,23 +1953,7 @@
           <w:sz w:val="28"/>
           <w:szCs w:val="28"/>
         </w:rPr>
-        <w:t xml:space="preserve"> „</w:t>
-      </w:r>
-      <w:proofErr w:type="spellStart"/>
-      <w:r>
-        <w:rPr>
-          <w:sz w:val="28"/>
-          <w:szCs w:val="28"/>
-        </w:rPr>
-        <w:t>Micheal</w:t>
-      </w:r>
-      <w:proofErr w:type="spellEnd"/>
-      <w:r>
-        <w:rPr>
-          <w:sz w:val="28"/>
-          <w:szCs w:val="28"/>
-        </w:rPr>
-        <w:t xml:space="preserve"> Scott”</w:t>
+        <w:t xml:space="preserve"> „Micheal Scott”</w:t>
       </w:r>
       <w:r>
         <w:rPr>
@@ -3856,78 +2208,14 @@
           <w:szCs w:val="28"/>
         </w:rPr>
         <w:tab/>
-        <w:t xml:space="preserve">Gracz może również wymienić „punkty” na </w:t>
-      </w:r>
-      <w:proofErr w:type="spellStart"/>
-      <w:r>
-        <w:rPr>
-          <w:sz w:val="28"/>
-          <w:szCs w:val="28"/>
-        </w:rPr>
-        <w:t>potki</w:t>
-      </w:r>
-      <w:proofErr w:type="spellEnd"/>
-      <w:r>
-        <w:rPr>
-          <w:sz w:val="28"/>
-          <w:szCs w:val="28"/>
-        </w:rPr>
-        <w:t xml:space="preserve">. </w:t>
-      </w:r>
-      <w:proofErr w:type="spellStart"/>
-      <w:r>
-        <w:rPr>
-          <w:sz w:val="28"/>
-          <w:szCs w:val="28"/>
-        </w:rPr>
-        <w:t>Potki</w:t>
-      </w:r>
-      <w:proofErr w:type="spellEnd"/>
-      <w:r>
-        <w:rPr>
-          <w:sz w:val="28"/>
-          <w:szCs w:val="28"/>
-        </w:rPr>
-        <w:t xml:space="preserve"> to </w:t>
-      </w:r>
-      <w:proofErr w:type="spellStart"/>
-      <w:r>
-        <w:rPr>
-          <w:sz w:val="28"/>
-          <w:szCs w:val="28"/>
-        </w:rPr>
-        <w:t>boosty</w:t>
-      </w:r>
-      <w:proofErr w:type="spellEnd"/>
-      <w:r>
-        <w:rPr>
-          <w:sz w:val="28"/>
-          <w:szCs w:val="28"/>
-        </w:rPr>
-        <w:t xml:space="preserve"> do statystyk, które mają pomóc graczowi w szybszym zdobywaniu pieniędzy.</w:t>
-      </w:r>
-      <w:r>
-        <w:rPr>
-          <w:sz w:val="28"/>
-          <w:szCs w:val="28"/>
-        </w:rPr>
-        <w:t xml:space="preserve"> </w:t>
-      </w:r>
-      <w:proofErr w:type="spellStart"/>
-      <w:r>
-        <w:rPr>
-          <w:sz w:val="28"/>
-          <w:szCs w:val="28"/>
-        </w:rPr>
-        <w:t>Potki</w:t>
-      </w:r>
-      <w:proofErr w:type="spellEnd"/>
-      <w:r>
-        <w:rPr>
-          <w:sz w:val="28"/>
-          <w:szCs w:val="28"/>
-        </w:rPr>
-        <w:t xml:space="preserve"> można również kupić w sklepie.</w:t>
+        <w:t>Gracz może również wymienić „punkty” na potki. Potki to boosty do statystyk, które mają pomóc graczowi w szybszym zdobywaniu pieniędzy.</w:t>
+      </w:r>
+      <w:r>
+        <w:rPr>
+          <w:sz w:val="28"/>
+          <w:szCs w:val="28"/>
+        </w:rPr>
+        <w:t xml:space="preserve"> Potki można również kupić w sklepie.</w:t>
       </w:r>
     </w:p>
     <w:p>
@@ -3953,23 +2241,7 @@
           <w:szCs w:val="28"/>
         </w:rPr>
         <w:tab/>
-        <w:t xml:space="preserve">Wszystko będzie kupowane za walutę. Nowe </w:t>
-      </w:r>
-      <w:proofErr w:type="gramStart"/>
-      <w:r>
-        <w:rPr>
-          <w:sz w:val="28"/>
-          <w:szCs w:val="28"/>
-        </w:rPr>
-        <w:t>fabryki,</w:t>
-      </w:r>
-      <w:proofErr w:type="gramEnd"/>
-      <w:r>
-        <w:rPr>
-          <w:sz w:val="28"/>
-          <w:szCs w:val="28"/>
-        </w:rPr>
-        <w:t xml:space="preserve"> czy ulepszenia do nich. Waluta jest głównym miernikiem jak dobrze idzie.</w:t>
+        <w:t>Wszystko będzie kupowane za walutę. Nowe fabryki, czy ulepszenia do nich. Waluta jest głównym miernikiem jak dobrze idzie.</w:t>
       </w:r>
     </w:p>
     <w:p>
@@ -3995,23 +2267,7 @@
           <w:szCs w:val="28"/>
         </w:rPr>
         <w:tab/>
-        <w:t xml:space="preserve">Innym bardzo ważnym elementem jest system prestiżu. Po osiągnieciu konkretnego celu gracz może zdobyć prestiż. Kosztem jest reset całego progresu i zaczęcia od podstaw. By uniknąć bezcelowości to każdy prestiż ma swoje bonusy. W zależności od </w:t>
-      </w:r>
-      <w:proofErr w:type="gramStart"/>
-      <w:r>
-        <w:rPr>
-          <w:sz w:val="28"/>
-          <w:szCs w:val="28"/>
-        </w:rPr>
-        <w:t>tego</w:t>
-      </w:r>
-      <w:proofErr w:type="gramEnd"/>
-      <w:r>
-        <w:rPr>
-          <w:sz w:val="28"/>
-          <w:szCs w:val="28"/>
-        </w:rPr>
-        <w:t xml:space="preserve"> ile gracz wydał w danym drzewku umiejętności punktów to dostane adekwatnego bonusy.</w:t>
+        <w:t>Innym bardzo ważnym elementem jest system prestiżu. Po osiągnieciu konkretnego celu gracz może zdobyć prestiż. Kosztem jest reset całego progresu i zaczęcia od podstaw. By uniknąć bezcelowości to każdy prestiż ma swoje bonusy. W zależności od tego ile gracz wydał w danym drzewku umiejętności punktów to dostane adekwatnego bonusy.</w:t>
       </w:r>
     </w:p>
     <w:p>

--- a/Dokumentacja/DOKUMENTACJA MECHANIK.docx
+++ b/Dokumentacja/DOKUMENTACJA MECHANIK.docx
@@ -1300,7 +1300,21 @@
           <w:sz w:val="28"/>
           <w:szCs w:val="28"/>
         </w:rPr>
-        <w:t>Gracz może robić inne akcje poza klikanie w obiekt</w:t>
+        <w:t xml:space="preserve">Gracz może </w:t>
+      </w:r>
+      <w:r>
+        <w:rPr>
+          <w:sz w:val="28"/>
+          <w:szCs w:val="28"/>
+        </w:rPr>
+        <w:t xml:space="preserve">klikać, ale bonus </w:t>
+      </w:r>
+      <w:r>
+        <w:rPr>
+          <w:sz w:val="28"/>
+          <w:szCs w:val="28"/>
+        </w:rPr>
+        <w:t>jest dwa razy mniejszy</w:t>
       </w:r>
     </w:p>
     <w:p>
